--- a/fuentes/01230000_CF01_DI.docx
+++ b/fuentes/01230000_CF01_DI.docx
@@ -914,7 +914,7 @@
             </w:drawing>
           </mc:Choice>
           <mc:Fallback>
-            <w:pict w14:anchorId="11105A71">
+            <w:pict w14:anchorId="6BEE931A">
               <v:rect id="Rectángulo 249" style="width:426.15pt;height:57.65pt;visibility:visible;mso-wrap-style:square;mso-left-percent:-10001;mso-top-percent:-10001;mso-position-horizontal:absolute;mso-position-horizontal-relative:char;mso-position-vertical:absolute;mso-position-vertical-relative:line;mso-left-percent:-10001;mso-top-percent:-10001;v-text-anchor:middle" o:spid="_x0000_s1026" fillcolor="#39a900" strokecolor="#42719b" strokeweight="1pt" w14:anchorId="02BC513C" o:gfxdata="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">
                 <v:stroke miterlimit="5243f" startarrowwidth="narrow" startarrowlength="short" endarrowwidth="narrow" endarrowlength="short"/>
                 <v:textbox inset="2.53958mm,1.2694mm,2.53958mm,1.2694mm">
@@ -1085,7 +1085,7 @@
     </w:p>
     <w:p>
       <w:pPr>
-        <w:shd w:val="clear" w:color="auto" w:fill="DBE5F1" w:themeFill="accent1" w:themeFillTint="33"/>
+        <w:shd w:val="clear" w:color="auto" w:fill="C6D9F1" w:themeFill="text2" w:themeFillTint="33"/>
         <w:jc w:val="both"/>
         <w:rPr>
           <w:szCs w:val="20"/>
@@ -1265,16 +1265,53 @@
         <w:shd w:val="clear" w:color="auto" w:fill="DBE5F1" w:themeFill="accent1" w:themeFillTint="33"/>
         <w:jc w:val="both"/>
         <w:rPr>
-          <w:b/>
-          <w:bCs/>
-          <w:szCs w:val="20"/>
-        </w:rPr>
-      </w:pPr>
-      <w:r>
-        <w:rPr>
-          <w:szCs w:val="20"/>
-        </w:rPr>
-        <w:t>Estos cuatro contenidos permiten comprender que el entorno empresarial no solo se describe, sino que se analiza. La definición delimita qué se observa, la distinción entre lo interno y lo externo señala hasta dónde llega el control de la organización, y las dos herramientas traducen esa mirada en hallazgos concretos que sirven para decidir.</w:t>
+          <w:b w:val="1"/>
+          <w:bCs w:val="1"/>
+        </w:rPr>
+      </w:pPr>
+      <w:r>
+        <w:rPr/>
+        <w:t>E</w:t>
+      </w:r>
+      <w:r>
+        <w:rPr/>
+        <w:t>stos cuatro contenidos permiten comprender que el entorno empresa</w:t>
+      </w:r>
+      <w:commentRangeStart w:id="284769165"/>
+      <w:r>
+        <w:rPr/>
+        <w:t xml:space="preserve">rial no solo </w:t>
+      </w:r>
+      <w:commentRangeEnd w:id="284769165"/>
+      <w:r>
+        <w:rPr>
+          <w:rStyle w:val="CommentReference"/>
+        </w:rPr>
+        <w:commentReference w:id="284769165"/>
+      </w:r>
+      <w:r>
+        <w:rPr/>
+        <w:t xml:space="preserve">se describe, sino que se analiza. La definición delimita qué se </w:t>
+      </w:r>
+      <w:r>
+        <w:rPr>
+          <w:highlight w:val="yellow"/>
+        </w:rPr>
+        <w:t>analiza</w:t>
+      </w:r>
+      <w:r>
+        <w:rPr/>
+        <w:t xml:space="preserve">, la distinción entre lo interno y lo externo señala hasta dónde llega el control de la organización, y las dos herramientas traducen esa </w:t>
+      </w:r>
+      <w:r>
+        <w:rPr>
+          <w:highlight w:val="yellow"/>
+        </w:rPr>
+        <w:t>perspectiva</w:t>
+      </w:r>
+      <w:r>
+        <w:rPr/>
+        <w:t xml:space="preserve"> en hallazgos concretos que sirven para decidir.</w:t>
       </w:r>
     </w:p>
     <w:p>
@@ -1686,7 +1723,7 @@
             </w:drawing>
           </mc:Choice>
           <mc:Fallback>
-            <w:pict w14:anchorId="05F7806E">
+            <w:pict w14:anchorId="501556A0">
               <v:roundrect id="Rectángulo: esquinas redondeadas 3" style="position:absolute;left:0;text-align:left;margin-left:0;margin-top:3.65pt;width:417.8pt;height:70.6pt;z-index:251661312;visibility:visible;mso-wrap-style:square;mso-width-percent:0;mso-height-percent:0;mso-wrap-distance-left:9pt;mso-wrap-distance-top:0;mso-wrap-distance-right:9pt;mso-wrap-distance-bottom:0;mso-position-horizontal:center;mso-position-horizontal-relative:margin;mso-position-vertical:absolute;mso-position-vertical-relative:text;mso-width-percent:0;mso-height-percent:0;mso-width-relative:margin;mso-height-relative:margin;v-text-anchor:middle" o:spid="_x0000_s1027" fillcolor="#ffbe86" strokecolor="#f69240" arcsize="10923f" w14:anchorId="2429DA91" o:gfxdata="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">
                 <v:fill type="gradient" color2="#ffebdb" colors="0 #ffbe86;22938f #ffd0aa;1 #ffebdb" angle="180" focus="100%" rotate="t"/>
                 <v:shadow on="t" color="black" opacity="24903f" offset="0,.55556mm" origin=",.5"/>
@@ -2329,7 +2366,34 @@
         <w:jc w:val="both"/>
       </w:pPr>
       <w:r>
-        <w:t>La lectura de la tabla deja ver una relación práctica: el diagnóstico interno responde a la pregunta por lo que la empresa puede hacer, mientras que el diagnóstico externo responde a la pregunta por lo que el entorno ofrece o exige. Solo el cruce de ambas respuestas produce una decisión estratégica sustentada, y ese cruce es justamente lo que organiza la matriz de debilidades, oportunidades, fortalezas y amenazas (DOFA).</w:t>
+        <w:rPr/>
+        <w:t xml:space="preserve">La </w:t>
+      </w:r>
+      <w:r>
+        <w:rPr>
+          <w:highlight w:val="yellow"/>
+        </w:rPr>
+        <w:t>revisión</w:t>
+      </w:r>
+      <w:r>
+        <w:rPr/>
+        <w:t xml:space="preserve"> de la tabla evidencia una relación práctica: el diagnóstico interno responde a la</w:t>
+      </w:r>
+      <w:commentRangeStart w:id="1187927535"/>
+      <w:r>
+        <w:rPr/>
+        <w:t xml:space="preserve"> pregunta por lo que la</w:t>
+      </w:r>
+      <w:commentRangeEnd w:id="1187927535"/>
+      <w:r>
+        <w:rPr>
+          <w:rStyle w:val="CommentReference"/>
+        </w:rPr>
+        <w:commentReference w:id="1187927535"/>
+      </w:r>
+      <w:r>
+        <w:rPr/>
+        <w:t xml:space="preserve"> empresa puede hacer, mientras que el diagnóstico externo responde a la pregunta por lo que el entorno ofrece o exige. Solo el cruce de ambas respuestas produce una decisión estratégica sustentada, y ese cruce es justamente lo que organiza la matriz de debilidades, oportunidades, fortalezas y amenazas (DOFA).</w:t>
       </w:r>
     </w:p>
     <w:p>
@@ -2343,7 +2407,34 @@
         <w:jc w:val="both"/>
       </w:pPr>
       <w:r>
-        <w:t>Las dos dimensiones se comprenden mejor cuando se observan una junto a la otra. La siguiente tabla las compara según cuatro criterios: el grado de control que la organización ejerce sobre cada una, el tipo de diagnóstico que produce, la herramienta principal con que se analiza y una pregunta guía que orienta su examen. La comparación deja ver en qué se diferencian y por qué ninguna sustituye a la otra:</w:t>
+        <w:t xml:space="preserve">Las dos dimensiones se comprenden mejor </w:t>
+      </w:r>
+      <w:r>
+        <w:t xml:space="preserve">cuando se </w:t>
+      </w:r>
+      <w:r>
+        <w:rPr>
+          <w:highlight w:val="yellow"/>
+        </w:rPr>
+        <w:t>analizan</w:t>
+      </w:r>
+      <w:r>
+        <w:t xml:space="preserve"> una junto a la otra. La</w:t>
+      </w:r>
+      <w:r>
+        <w:t xml:space="preserve"> siguiente tabla las compara según cuatro criterios: el grado de control que la organización ejerce sobre cada una, el tipo de diagnóstico que produce, la herramienta principal con que se analiza y una pregunta guía que orienta su examen. </w:t>
+      </w:r>
+      <w:r>
+        <w:t xml:space="preserve">La comparación </w:t>
+      </w:r>
+      <w:r>
+        <w:rPr>
+          <w:highlight w:val="yellow"/>
+        </w:rPr>
+        <w:t>evidencia</w:t>
+      </w:r>
+      <w:r>
+        <w:t xml:space="preserve"> en qué se diferencian y por qué ninguna sustituye a la otra:</w:t>
       </w:r>
     </w:p>
     <w:p>
@@ -2637,15 +2728,68 @@
       <w:pPr>
         <w:spacing w:after="80"/>
       </w:pPr>
-    </w:p>
-    <w:p>
-      <w:pPr>
-        <w:jc w:val="both"/>
-      </w:pPr>
-      <w:r>
-        <w:t xml:space="preserve">La comparación muestra que ambas miradas son complementarias y no intercambiables: una fortaleza sin oportunidad que la aproveche no genera valor, y una oportunidad sin capacidad interna que la sostenga se convierte en riesgo. </w:t>
-      </w:r>
-      <w:r>
+      <w:commentRangeStart w:id="2063137973"/>
+    </w:p>
+    <w:p>
+      <w:pPr>
+        <w:jc w:val="both"/>
+      </w:pPr>
+      <w:r>
+        <w:rPr/>
+        <w:t>La compara</w:t>
+      </w:r>
+      <w:r>
+        <w:rPr>
+          <w:color w:val="000000" w:themeColor="text1" w:themeTint="FF" w:themeShade="FF"/>
+        </w:rPr>
+        <w:t xml:space="preserve">ción </w:t>
+      </w:r>
+      <w:r>
+        <w:rPr>
+          <w:color w:val="000000" w:themeColor="text1" w:themeTint="FF" w:themeShade="FF"/>
+          <w:highlight w:val="yellow"/>
+        </w:rPr>
+        <w:t>demuestra</w:t>
+      </w:r>
+      <w:r>
+        <w:rPr>
+          <w:color w:val="000000" w:themeColor="text1" w:themeTint="FF" w:themeShade="FF"/>
+        </w:rPr>
+        <w:t xml:space="preserve"> que am</w:t>
+      </w:r>
+      <w:r>
+        <w:rPr/>
+        <w:t xml:space="preserve">bas </w:t>
+      </w:r>
+      <w:r>
+        <w:rPr>
+          <w:highlight w:val="yellow"/>
+        </w:rPr>
+        <w:t>perspec</w:t>
+      </w:r>
+      <w:commentRangeEnd w:id="2063137973"/>
+      <w:r>
+        <w:rPr>
+          <w:rStyle w:val="CommentReference"/>
+        </w:rPr>
+        <w:commentReference w:id="2063137973"/>
+      </w:r>
+      <w:r>
+        <w:rPr>
+          <w:highlight w:val="yellow"/>
+        </w:rPr>
+        <w:t>tivas</w:t>
+      </w:r>
+      <w:r>
+        <w:rPr/>
+        <w:t xml:space="preserve"> son complementarias y no intercambiables: una fortaleza sin</w:t>
+      </w:r>
+      <w:r>
+        <w:rPr/>
+        <w:t xml:space="preserve"> oportunidad que la aproveche no genera valor, y una oportunidad sin capacidad interna que la sostenga se convierte en riesgo. </w:t>
+      </w:r>
+      <w:r>
+        <w:rPr/>
         <w:t>Por eso el diagnóstico empresarial recorre siempre las dos dimensiones antes de emitir cualquier conclusión sobre la viabilidad del proyecto.</w:t>
       </w:r>
     </w:p>
@@ -2776,7 +2920,7 @@
             </w:drawing>
           </mc:Choice>
           <mc:Fallback>
-            <w:pict w14:anchorId="4F04588A">
+            <w:pict w14:anchorId="75984C06">
               <v:roundrect id="_x0000_s1028" style="position:absolute;left:0;text-align:left;margin-left:26.8pt;margin-top:8.4pt;width:417.75pt;height:70.6pt;z-index:251663360;visibility:visible;mso-wrap-style:square;mso-width-percent:0;mso-height-percent:0;mso-wrap-distance-left:9pt;mso-wrap-distance-top:0;mso-wrap-distance-right:9pt;mso-wrap-distance-bottom:0;mso-position-horizontal:absolute;mso-position-horizontal-relative:margin;mso-position-vertical:absolute;mso-position-vertical-relative:text;mso-width-percent:0;mso-height-percent:0;mso-width-relative:margin;mso-height-relative:margin;v-text-anchor:middle" fillcolor="#ffbe86" strokecolor="#f69240" arcsize="10923f" w14:anchorId="56AE81D8" o:gfxdata="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">
                 <v:fill type="gradient" color2="#ffebdb" colors="0 #ffbe86;22938f #ffd0aa;1 #ffebdb" angle="180" focus="100%" rotate="t"/>
                 <v:shadow on="t" color="black" opacity="24903f" offset="0,.55556mm" origin=",.5"/>
@@ -2896,34 +3040,16 @@
         </w:numPr>
         <w:spacing w:after="80"/>
         <w:jc w:val="both"/>
-        <w:rPr/>
       </w:pPr>
       <w:commentRangeStart w:id="1"/>
       <w:r>
         <w:rPr>
-          <w:b w:val="1"/>
-          <w:bCs w:val="1"/>
+          <w:b/>
         </w:rPr>
         <w:t>Político:</w:t>
       </w:r>
       <w:r>
-        <w:rPr>
-          <w:b w:val="1"/>
-          <w:bCs w:val="1"/>
-        </w:rPr>
-        <w:t xml:space="preserve"> </w:t>
-      </w:r>
-      <w:r>
-        <w:rPr/>
-        <w:t xml:space="preserve">condiciones de gobernabilidad, estabilidad institucional y políticas de fomento al emprendimiento. En Colombia, instrumentos como el Fondo Emprender, los Centros de Desarrollo Empresarial y los programas de </w:t>
-      </w:r>
-      <w:r>
-        <w:rPr/>
-        <w:t>iNNpulsa</w:t>
-      </w:r>
-      <w:r>
-        <w:rPr/>
-        <w:t xml:space="preserve"> abren oportunidades concretas para las ideas de negocio viables.</w:t>
+        <w:t xml:space="preserve"> condiciones de gobernabilidad, estabilidad institucional y políticas de fomento al emprendimiento. En Colombia, instrumentos como el Fondo Emprender, los Centros de Desarrollo Empresarial y los programas de iNNpulsa abren oportunidades concretas para las ideas de negocio viables.</w:t>
       </w:r>
     </w:p>
     <w:p>
@@ -3424,7 +3550,7 @@
             </w:drawing>
           </mc:Choice>
           <mc:Fallback>
-            <w:pict w14:anchorId="57F4001D">
+            <w:pict w14:anchorId="312E67BE">
               <v:roundrect id="_x0000_s1029" style="position:absolute;left:0;text-align:left;margin-left:45.95pt;margin-top:14.65pt;width:417.75pt;height:70.6pt;z-index:251665408;visibility:visible;mso-wrap-style:square;mso-width-percent:0;mso-height-percent:0;mso-wrap-distance-left:9pt;mso-wrap-distance-top:0;mso-wrap-distance-right:9pt;mso-wrap-distance-bottom:0;mso-position-horizontal:absolute;mso-position-horizontal-relative:margin;mso-position-vertical:absolute;mso-position-vertical-relative:text;mso-width-percent:0;mso-height-percent:0;mso-width-relative:margin;mso-height-relative:margin;v-text-anchor:middle" fillcolor="#ffbe86" strokecolor="#f69240" arcsize="10923f" w14:anchorId="1AFFBF17" o:gfxdata="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">
                 <v:fill type="gradient" color2="#ffebdb" colors="0 #ffbe86;22938f #ffd0aa;1 #ffebdb" angle="180" focus="100%" rotate="t"/>
                 <v:shadow on="t" color="black" opacity="24903f" offset="0,.55556mm" origin=",.5"/>
@@ -4049,7 +4175,7 @@
             </w:drawing>
           </mc:Choice>
           <mc:Fallback>
-            <w:pict w14:anchorId="74659C89">
+            <w:pict w14:anchorId="25B2DB49">
               <v:roundrect id="_x0000_s1030" style="position:absolute;left:0;text-align:left;margin-left:51.2pt;margin-top:11.5pt;width:417.75pt;height:70.6pt;z-index:251667456;visibility:visible;mso-wrap-style:square;mso-width-percent:0;mso-height-percent:0;mso-wrap-distance-left:9pt;mso-wrap-distance-top:0;mso-wrap-distance-right:9pt;mso-wrap-distance-bottom:0;mso-position-horizontal:absolute;mso-position-horizontal-relative:margin;mso-position-vertical:absolute;mso-position-vertical-relative:text;mso-width-percent:0;mso-height-percent:0;mso-width-relative:margin;mso-height-relative:margin;v-text-anchor:middle" fillcolor="#ffbe86" strokecolor="#f69240" arcsize="10923f" w14:anchorId="0730FF0B" o:gfxdata="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">
                 <v:fill type="gradient" color2="#ffebdb" colors="0 #ffbe86;22938f #ffd0aa;1 #ffebdb" angle="180" focus="100%" rotate="t"/>
                 <v:shadow on="t" color="black" opacity="24903f" offset="0,.55556mm" origin=",.5"/>
@@ -4936,7 +5062,26 @@
         <w:rPr>
           <w:szCs w:val="20"/>
         </w:rPr>
-        <w:t>La tabla muestra que un mismo nivel de ingresos clasifica a una empresa de forma distinta según su sector: una firma de servicios con 40.000 UVT de ingresos anuales es pequeña empresa, mientras que un comercio con esos mismos ingresos sigue siendo microempresa. Por esa razón el diagnóstico debe identificar primero la actividad principal del proyecto.</w:t>
+        <w:t xml:space="preserve">La tabla </w:t>
+      </w:r>
+      <w:r>
+        <w:rPr>
+          <w:szCs w:val="20"/>
+          <w:highlight w:val="yellow"/>
+        </w:rPr>
+        <w:t>indica</w:t>
+      </w:r>
+      <w:r>
+        <w:rPr>
+          <w:szCs w:val="20"/>
+        </w:rPr>
+        <w:t xml:space="preserve"> que un mismo nivel de ingresos c</w:t>
+      </w:r>
+      <w:r>
+        <w:rPr>
+          <w:szCs w:val="20"/>
+        </w:rPr>
+        <w:t>lasifica a una empresa de forma distinta según su sector: una firma de servicios con 40.000 UVT de ingresos anuales es pequeña empresa, mientras que un comercio con esos mismos ingresos sigue siendo microempresa. Por esa razón el diagnóstico debe identificar primero la actividad principal del proyecto.</w:t>
       </w:r>
     </w:p>
     <w:p>
@@ -5022,7 +5167,7 @@
               <wp:inline distT="0" distB="0" distL="0" distR="0" wp14:anchorId="0D33FBF8" wp14:editId="4F494840">
                 <wp:extent cx="301625" cy="301625"/>
                 <wp:effectExtent l="0" t="0" r="0" b="0"/>
-                <wp:docPr id="786410619" name="Rectángulo 19" descr="Cuatro tamaños de empresa en Colombia"/>
+                <wp:docPr id="786410619" name="Rectángulo 19" descr="La figura 1 representa una infografía que compara microempresas, pequeñas, medianas y grandes empresas según estructura, capital, mercados, proveedores, capacidad de inversión, compras y alcance dentro del sector empresarial colombiano."/>
                 <wp:cNvGraphicFramePr>
                   <a:graphicFrameLocks xmlns:a="http://schemas.openxmlformats.org/drawingml/2006/main" noChangeAspect="1"/>
                 </wp:cNvGraphicFramePr>
@@ -5074,7 +5219,7 @@
             </w:drawing>
           </mc:Choice>
           <mc:Fallback>
-            <w:pict w14:anchorId="6A6E6F49">
+            <w:pict w14:anchorId="2924D10A">
               <v:rect id="Rectángulo 19" style="width:23.75pt;height:23.75pt;visibility:visible;mso-wrap-style:square;mso-left-percent:-10001;mso-top-percent:-10001;mso-position-horizontal:absolute;mso-position-horizontal-relative:char;mso-position-vertical:absolute;mso-position-vertical-relative:line;mso-left-percent:-10001;mso-top-percent:-10001;v-text-anchor:top" alt="Cuatro tamaños de empresa en Colombia" o:spid="_x0000_s1026" filled="f" stroked="f" w14:anchorId="5254857A" o:gfxdata="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">
                 <o:lock v:ext="edit" aspectratio="t"/>
                 <w10:anchorlock/>
@@ -5624,7 +5769,34 @@
         <w:jc w:val="both"/>
       </w:pPr>
       <w:r>
-        <w:t>Leer un plan de desarrollo con mirada empresarial no consiste en recorrerlo de principio a fin, sino en buscar en él una información precisa. Conviene rastrear los siguientes elementos:</w:t>
+        <w:rPr>
+          <w:highlight w:val="yellow"/>
+        </w:rPr>
+        <w:t xml:space="preserve">Revisar </w:t>
+      </w:r>
+      <w:r>
+        <w:rPr/>
+        <w:t>un plan de desarrollo con criterio empresarial n</w:t>
+      </w:r>
+      <w:r>
+        <w:rPr/>
+        <w:t>o consiste en recorrerlo de principio a fin, si</w:t>
+      </w:r>
+      <w:commentRangeStart w:id="279019650"/>
+      <w:r>
+        <w:rPr/>
+        <w:t>no en buscar</w:t>
+      </w:r>
+      <w:commentRangeEnd w:id="279019650"/>
+      <w:r>
+        <w:rPr>
+          <w:rStyle w:val="CommentReference"/>
+        </w:rPr>
+        <w:commentReference w:id="279019650"/>
+      </w:r>
+      <w:r>
+        <w:rPr/>
+        <w:t xml:space="preserve"> en él una información precisa. Conviene rastrear los siguientes elementos:</w:t>
       </w:r>
     </w:p>
     <w:p>
@@ -5752,7 +5924,19 @@
         <w:jc w:val="both"/>
       </w:pPr>
       <w:r>
-        <w:t>Los cinco elementos, leídos en conjunto, permiten responder una pregunta concreta. El territorio invierte en la dirección de la idea de negocio o lo hace en otra distinta, y de esa respuesta depende que el proyecto encuentre respaldo o deba abrirse camino por su cuenta.</w:t>
+        <w:t xml:space="preserve">Los cinco elementos, </w:t>
+      </w:r>
+      <w:r>
+        <w:rPr>
+          <w:highlight w:val="yellow"/>
+        </w:rPr>
+        <w:t>analizados</w:t>
+      </w:r>
+      <w:r>
+        <w:t xml:space="preserve"> en conjunto,</w:t>
+      </w:r>
+      <w:r>
+        <w:t xml:space="preserve"> permiten responder una pregunta concreta. El territorio invierte en la dirección de la idea de negocio o lo hace en otra distinta, y de esa respuesta depende que el proyecto encuentre respaldo o deba abrirse camino por su cuenta.</w:t>
       </w:r>
     </w:p>
     <w:p>
@@ -5880,7 +6064,7 @@
             </w:drawing>
           </mc:Choice>
           <mc:Fallback>
-            <w:pict w14:anchorId="7CC09682">
+            <w:pict w14:anchorId="19A14235">
               <v:roundrect id="_x0000_s1031" style="position:absolute;left:0;text-align:left;margin-left:12.15pt;margin-top:2.4pt;width:417.75pt;height:70.6pt;z-index:251669504;visibility:visible;mso-wrap-style:square;mso-width-percent:0;mso-height-percent:0;mso-wrap-distance-left:9pt;mso-wrap-distance-top:0;mso-wrap-distance-right:9pt;mso-wrap-distance-bottom:0;mso-position-horizontal:absolute;mso-position-horizontal-relative:margin;mso-position-vertical:absolute;mso-position-vertical-relative:text;mso-width-percent:0;mso-height-percent:0;mso-width-relative:margin;mso-height-relative:margin;v-text-anchor:middle" fillcolor="#ffbe86" strokecolor="#f69240" arcsize="10923f" w14:anchorId="58B8C289" o:gfxdata="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">
                 <v:fill type="gradient" color2="#ffebdb" colors="0 #ffbe86;22938f #ffd0aa;1 #ffebdb" angle="180" focus="100%" rotate="t"/>
                 <v:shadow on="t" color="black" opacity="24903f" offset="0,.55556mm" origin=",.5"/>
@@ -6613,7 +6797,13 @@
         <w:jc w:val="both"/>
       </w:pPr>
       <w:r>
-        <w:t>Observar ese comportamiento exige saber en qué fijarse. Cinco rasgos concentran la atención de cualquier diagnóstico, porque en ellos se refleja la manera de decidir de una organización:</w:t>
+        <w:rPr>
+          <w:highlight w:val="yellow"/>
+        </w:rPr>
+        <w:t>Analizar</w:t>
+      </w:r>
+      <w:r>
+        <w:t xml:space="preserve"> ese comportamiento exige saber en qué fijarse. Cinco rasgos concentran la atención de cualquier diagnóstico, porque en ellos se refleja la manera de decidir de una organización:</w:t>
       </w:r>
     </w:p>
     <w:p>
@@ -7297,7 +7487,7 @@
             </w:drawing>
           </mc:Choice>
           <mc:Fallback>
-            <w:pict w14:anchorId="1B88C9AE">
+            <w:pict w14:anchorId="3CF128DB">
               <v:roundrect id="_x0000_s1032" style="position:absolute;left:0;text-align:left;margin-left:0;margin-top:19.3pt;width:417.75pt;height:70.6pt;z-index:251671552;visibility:visible;mso-wrap-style:square;mso-width-percent:0;mso-height-percent:0;mso-wrap-distance-left:9pt;mso-wrap-distance-top:0;mso-wrap-distance-right:9pt;mso-wrap-distance-bottom:0;mso-position-horizontal:center;mso-position-horizontal-relative:margin;mso-position-vertical:absolute;mso-position-vertical-relative:text;mso-width-percent:0;mso-height-percent:0;mso-width-relative:margin;mso-height-relative:margin;v-text-anchor:middle" fillcolor="#ffbe86" strokecolor="#f69240" arcsize="10923f" w14:anchorId="4221CBCE" o:gfxdata="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">
                 <v:fill type="gradient" color2="#ffebdb" colors="0 #ffbe86;22938f #ffd0aa;1 #ffebdb" angle="180" focus="100%" rotate="t"/>
                 <v:shadow on="t" color="black" opacity="24903f" offset="0,.55556mm" origin=",.5"/>
@@ -7595,17 +7785,24 @@
         <w:spacing w:before="160" w:after="160"/>
         <w:ind w:left="340" w:right="340"/>
         <w:jc w:val="both"/>
-        <w:rPr>
-          <w:iCs/>
-          <w:szCs w:val="20"/>
-        </w:rPr>
-      </w:pPr>
-      <w:r>
-        <w:rPr>
-          <w:iCs/>
-          <w:szCs w:val="20"/>
-        </w:rPr>
-        <w:t>Esos hábitos encuentran apoyo en el ecosistema emprendedor colombiano, que ofrece acompañamiento gratuito o de bajo costo en la mayoría de los departamentos. Saber qué presta cada actor evita empezar de cero y acorta el camino hacia la formalización:</w:t>
+      </w:pPr>
+      <w:commentRangeStart w:id="1763432312"/>
+      <w:r>
+        <w:rPr>
+          <w:highlight w:val="yellow"/>
+        </w:rPr>
+        <w:t>Esas prácticas</w:t>
+      </w:r>
+      <w:commentRangeEnd w:id="1763432312"/>
+      <w:r>
+        <w:rPr>
+          <w:rStyle w:val="CommentReference"/>
+        </w:rPr>
+        <w:commentReference w:id="1763432312"/>
+      </w:r>
+      <w:r>
+        <w:rPr/>
+        <w:t xml:space="preserve"> encuentran apoyo en el ecosistema emprendedor colombiano, que ofrece acompañamiento gratuito o de bajo costo en la mayoría de los departamentos. Saber qué presta cada actor evita empezar de cero y acorta el camino hacia la formalización:</w:t>
       </w:r>
     </w:p>
     <w:p>
@@ -8064,8 +8261,27 @@
         <w:shd w:val="clear" w:color="auto" w:fill="FDE9D9" w:themeFill="accent6" w:themeFillTint="33"/>
         <w:jc w:val="both"/>
       </w:pPr>
-      <w:r>
-        <w:t>Esos marcos aportan el lenguaje, pero la ética se juega en decisiones pequeñas y repetidas. En un negocio que apenas comienza, cinco prácticas concentran la mayor parte de esas decisiones y determinan la confianza que el entorno le otorga:</w:t>
+      <w:commentRangeStart w:id="280829378"/>
+      <w:r>
+        <w:rPr>
+          <w:highlight w:val="yellow"/>
+        </w:rPr>
+        <w:t>Estos referentes</w:t>
+      </w:r>
+      <w:r>
+        <w:rPr/>
+        <w:t xml:space="preserve"> </w:t>
+      </w:r>
+      <w:commentRangeEnd w:id="280829378"/>
+      <w:r>
+        <w:rPr>
+          <w:rStyle w:val="CommentReference"/>
+        </w:rPr>
+        <w:commentReference w:id="280829378"/>
+      </w:r>
+      <w:r>
+        <w:rPr/>
+        <w:t>aportan el lenguaje, pero la ética se juega en decisiones pequeñas y repetidas. En un negocio que apenas comienza, cinco prácticas concentran la mayor parte de esas decisiones y determinan la confianza que el entorno le otorga:</w:t>
       </w:r>
     </w:p>
     <w:p>
@@ -8292,13 +8508,34 @@
       <w:pPr>
         <w:jc w:val="both"/>
       </w:pPr>
-    </w:p>
-    <w:p>
-      <w:pPr>
-        <w:jc w:val="both"/>
-      </w:pPr>
-      <w:r>
-        <w:t>En la práctica, los valores rara vez se ponen a prueba en situaciones extremas. Aparecen en dilemas cotidianos, donde la opción rápida y la correcta no coinciden. Anticiparlos facilita la decisión cuando el caso se presenta:</w:t>
+      <w:commentRangeStart w:id="545072001"/>
+    </w:p>
+    <w:p>
+      <w:pPr>
+        <w:jc w:val="both"/>
+      </w:pPr>
+      <w:r>
+        <w:rPr>
+          <w:highlight w:val="yellow"/>
+        </w:rPr>
+        <w:t>En el día a dí</w:t>
+      </w:r>
+      <w:commentRangeEnd w:id="545072001"/>
+      <w:r>
+        <w:rPr>
+          <w:rStyle w:val="CommentReference"/>
+        </w:rPr>
+        <w:commentReference w:id="545072001"/>
+      </w:r>
+      <w:r>
+        <w:rPr>
+          <w:highlight w:val="yellow"/>
+        </w:rPr>
+        <w:t>a</w:t>
+      </w:r>
+      <w:r>
+        <w:rPr/>
+        <w:t>, los valores rara vez se ponen a prueba en situaciones extremas. Aparecen en dilemas cotidianos, donde la opción rápida y la correcta no coinciden. Anticiparlos facilita la decisión cuando el caso se presenta:</w:t>
       </w:r>
     </w:p>
     <w:p>
@@ -8571,9 +8808,39 @@
         <w:jc w:val="both"/>
       </w:pPr>
       <w:r>
-        <w:t>Ese patrón de operación tiene consecuencias directas para el diagnóstico. Un tejido empresarial formado sobre todo por emprendimientos de subsistencia que presenta alta rotación y poca capacidad de sostener acuerdos de mediano plazo, condiciones que cualquier iniciativa nueva debe tener en cuenta al elegir sus proveedores y sus aliados. Antes de extraer conclusiones, conviene observar ese perfil con criterios definidos. Cinco rasgos permiten caracterizarlo en el campo:</w:t>
-      </w:r>
-      <w:r>
+        <w:rPr/>
+        <w:t xml:space="preserve">Ese patrón de operación tiene consecuencias directas para el diagnóstico. Un tejido empresarial formado sobre todo por emprendimientos de subsistencia que presenta alta rotación y poca capacidad de sostener acuerdos de mediano plazo, condiciones que cualquier iniciativa nueva debe tener en cuenta al elegir sus proveedores y sus aliados. Antes de extraer conclusiones, </w:t>
+      </w:r>
+      <w:r>
+        <w:rPr/>
+        <w:t xml:space="preserve">conviene </w:t>
+      </w:r>
+      <w:r>
+        <w:rPr>
+          <w:highlight w:val="yellow"/>
+        </w:rPr>
+        <w:t>ana</w:t>
+      </w:r>
+      <w:commentRangeStart w:id="1108783100"/>
+      <w:r>
+        <w:rPr>
+          <w:highlight w:val="yellow"/>
+        </w:rPr>
+        <w:t>lizar</w:t>
+      </w:r>
+      <w:commentRangeEnd w:id="1108783100"/>
+      <w:r>
+        <w:rPr>
+          <w:rStyle w:val="CommentReference"/>
+        </w:rPr>
+        <w:commentReference w:id="1108783100"/>
+      </w:r>
+      <w:r>
+        <w:rPr/>
+        <w:t xml:space="preserve"> ese perfil con criterios definidos. Cinco rasgos permiten caracterizarlo en el campo:</w:t>
+      </w:r>
+      <w:r>
+        <w:rPr/>
         <w:t xml:space="preserve"> </w:t>
       </w:r>
     </w:p>
@@ -9115,7 +9382,7 @@
             </w:drawing>
           </mc:Choice>
           <mc:Fallback>
-            <w:pict w14:anchorId="5B4C3251">
+            <w:pict w14:anchorId="29532997">
               <v:roundrect id="_x0000_s1033" style="position:absolute;left:0;text-align:left;margin-left:13.7pt;margin-top:15.1pt;width:417.75pt;height:70.6pt;z-index:251673600;visibility:visible;mso-wrap-style:square;mso-width-percent:0;mso-height-percent:0;mso-wrap-distance-left:9pt;mso-wrap-distance-top:0;mso-wrap-distance-right:9pt;mso-wrap-distance-bottom:0;mso-position-horizontal:absolute;mso-position-horizontal-relative:margin;mso-position-vertical:absolute;mso-position-vertical-relative:text;mso-width-percent:0;mso-height-percent:0;mso-width-relative:margin;mso-height-relative:margin;v-text-anchor:middle" fillcolor="#ffbe86" strokecolor="#f69240" arcsize="10923f" w14:anchorId="60DE51D1" o:gfxdata="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">
                 <v:fill type="gradient" color2="#ffebdb" colors="0 #ffbe86;22938f #ffd0aa;1 #ffebdb" angle="180" focus="100%" rotate="t"/>
                 <v:shadow on="t" color="black" opacity="24903f" offset="0,.55556mm" origin=",.5"/>
@@ -9910,7 +10177,7 @@
             </w:drawing>
           </mc:Choice>
           <mc:Fallback>
-            <w:pict w14:anchorId="6ABADF7C">
+            <w:pict w14:anchorId="5BE7AB34">
               <v:roundrect id="_x0000_s1034" style="position:absolute;left:0;text-align:left;margin-left:31.4pt;margin-top:3.8pt;width:417.75pt;height:70.6pt;z-index:251675648;visibility:visible;mso-wrap-style:square;mso-width-percent:0;mso-height-percent:0;mso-wrap-distance-left:9pt;mso-wrap-distance-top:0;mso-wrap-distance-right:9pt;mso-wrap-distance-bottom:0;mso-position-horizontal:absolute;mso-position-horizontal-relative:margin;mso-position-vertical:absolute;mso-position-vertical-relative:text;mso-width-percent:0;mso-height-percent:0;mso-width-relative:margin;mso-height-relative:margin;v-text-anchor:middle" fillcolor="#ffbe86" strokecolor="#f69240" arcsize="10923f" w14:anchorId="7846A250" o:gfxdata="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">
                 <v:fill type="gradient" color2="#ffebdb" colors="0 #ffbe86;22938f #ffd0aa;1 #ffebdb" angle="180" focus="100%" rotate="t"/>
                 <v:shadow on="t" color="black" opacity="24903f" offset="0,.55556mm" origin=",.5"/>
@@ -11425,11 +11692,52 @@
     </w:p>
     <w:p>
       <w:pPr>
-        <w:keepNext/>
+        <w:keepNext w:val="1"/>
         <w:spacing w:before="200"/>
       </w:pPr>
       <w:r>
-        <w:t>Esos indicadores adquieren mayor fuerza cuando se conectan con los Objetivos de Desarrollo Sostenible. Cada objetivo cuenta con metas e indicadores ya formulados, de modo que tomarlos como referencia evita construir mediciones desde cero y facilita comparar el aporte del proyecto con el de otras iniciativas del país. La tabla siguiente relaciona algunos objetivos con indicadores sugeridos y con su forma de medición.</w:t>
+        <w:rPr>
+          <w:highlight w:val="yellow"/>
+        </w:rPr>
+        <w:t>Estas</w:t>
+      </w:r>
+      <w:commentRangeStart w:id="1282394637"/>
+      <w:r>
+        <w:rPr>
+          <w:highlight w:val="yellow"/>
+        </w:rPr>
+        <w:t xml:space="preserve"> mediciones</w:t>
+      </w:r>
+      <w:commentRangeEnd w:id="1282394637"/>
+      <w:r>
+        <w:rPr>
+          <w:rStyle w:val="CommentReference"/>
+        </w:rPr>
+        <w:commentReference w:id="1282394637"/>
+      </w:r>
+      <w:r>
+        <w:rPr/>
+        <w:t xml:space="preserve"> adquieren mayor fuerza cuando se conectan con los Objetivos de Desarrollo Sostenible. Cada objetivo cuenta con </w:t>
+      </w:r>
+      <w:r>
+        <w:rPr>
+          <w:highlight w:val="yellow"/>
+        </w:rPr>
+        <w:t>metas y métricas ya formuladas</w:t>
+      </w:r>
+      <w:r>
+        <w:rPr/>
+        <w:t xml:space="preserve">, de modo que tomarlos como referencia evita construir mediciones desde cero y facilita comparar el aporte del proyecto con el de otras iniciativas del país. La tabla siguiente relaciona algunos objetivos con </w:t>
+      </w:r>
+      <w:r>
+        <w:rPr>
+          <w:highlight w:val="yellow"/>
+        </w:rPr>
+        <w:t>los criterios de seguimiento</w:t>
+      </w:r>
+      <w:r>
+        <w:rPr/>
+        <w:t xml:space="preserve"> sugeridos y con su forma de medición.</w:t>
       </w:r>
     </w:p>
     <w:p>
@@ -12313,7 +12621,7 @@
             </w:drawing>
           </mc:Choice>
           <mc:Fallback>
-            <w:pict w14:anchorId="414094AC">
+            <w:pict w14:anchorId="087F7135">
               <v:roundrect id="_x0000_s1035" style="position:absolute;left:0;text-align:left;margin-left:0;margin-top:11.25pt;width:417.75pt;height:70.6pt;z-index:251679744;visibility:visible;mso-wrap-style:square;mso-width-percent:0;mso-height-percent:0;mso-wrap-distance-left:9pt;mso-wrap-distance-top:0;mso-wrap-distance-right:9pt;mso-wrap-distance-bottom:0;mso-position-horizontal:center;mso-position-horizontal-relative:margin;mso-position-vertical:absolute;mso-position-vertical-relative:text;mso-width-percent:0;mso-height-percent:0;mso-width-relative:margin;mso-height-relative:margin;v-text-anchor:middle" fillcolor="#ffbe86" strokecolor="#f69240" arcsize="10923f" w14:anchorId="15E176CE" o:gfxdata="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">
                 <v:fill type="gradient" color2="#ffebdb" colors="0 #ffbe86;22938f #ffd0aa;1 #ffebdb" angle="180" focus="100%" rotate="t"/>
                 <v:shadow on="t" color="black" opacity="24903f" offset="0,.55556mm" origin=",.5"/>
@@ -12376,13 +12684,36 @@
       <w:pPr>
         <w:jc w:val="both"/>
       </w:pPr>
-    </w:p>
-    <w:p>
-      <w:pPr>
-        <w:jc w:val="both"/>
-      </w:pPr>
-      <w:r>
-        <w:t>Para reunir en una sola mirada lo estudiado sobre la idea de negocio y su impacto, se presenta el siguiente recurso de audio. En él se explica de dónde surgen las ideas capaces de resistir una evaluación, qué efectos deja un proyecto en las personas y en las empresas del territorio, y por qué los indicadores y sus fuentes terminan definiendo si una propuesta obtiene respaldo:</w:t>
+      <w:commentRangeStart w:id="1379377820"/>
+    </w:p>
+    <w:p>
+      <w:pPr>
+        <w:jc w:val="both"/>
+      </w:pPr>
+      <w:r>
+        <w:rPr/>
+        <w:t xml:space="preserve">Para reunir en una sola </w:t>
+      </w:r>
+      <w:r>
+        <w:rPr>
+          <w:highlight w:val="yellow"/>
+        </w:rPr>
+        <w:t>síntesis</w:t>
+      </w:r>
+      <w:commentRangeEnd w:id="1379377820"/>
+      <w:r>
+        <w:rPr>
+          <w:rStyle w:val="CommentReference"/>
+        </w:rPr>
+        <w:commentReference w:id="1379377820"/>
+      </w:r>
+      <w:r>
+        <w:rPr/>
+        <w:t xml:space="preserve"> lo estudiado sobre la i</w:t>
+      </w:r>
+      <w:r>
+        <w:rPr/>
+        <w:t>dea de negocio y su impacto, se presenta el siguiente recurso de audio. En él se explica de dónde surgen las ideas capaces de resistir una evaluación, qué efectos deja un proyecto en las personas y en las empresas del territorio, y por qué los indicadores y sus fuentes terminan definiendo si una propuesta obtiene respaldo:</w:t>
       </w:r>
     </w:p>
     <w:p>
@@ -12458,7 +12789,7 @@
             </w:drawing>
           </mc:Choice>
           <mc:Fallback>
-            <w:pict w14:anchorId="060275BD">
+            <w:pict w14:anchorId="7FB17505">
               <v:rect id="Rectángulo 1716785716" style="width:426.55pt;height:63.8pt;visibility:visible;mso-wrap-style:square;mso-left-percent:-10001;mso-top-percent:-10001;mso-position-horizontal:absolute;mso-position-horizontal-relative:char;mso-position-vertical:absolute;mso-position-vertical-relative:line;mso-left-percent:-10001;mso-top-percent:-10001;v-text-anchor:middle" o:spid="_x0000_s1036" fillcolor="#39a900" strokecolor="#42719b" strokeweight="1pt" w14:anchorId="282E4759" o:gfxdata="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">
                 <v:stroke miterlimit="5243f" startarrowwidth="narrow" startarrowlength="short" endarrowwidth="narrow" endarrowlength="short"/>
                 <v:textbox inset="2.53958mm,1.2694mm,2.53958mm,1.2694mm">
@@ -12493,7 +12824,25 @@
         <w:jc w:val="both"/>
       </w:pPr>
       <w:r>
-        <w:t>Los conceptos, las técnicas y los indicadores ya están disponibles. Falta observar cómo se combinan al aplicarse a un territorio concreto, con sus limitaciones y sus oportunidades particulares. Los casos que siguen recorren proyectos colombianos de sectores y regiones distintas, y muestran cómo un mismo método de diagnóstico conduce a decisiones diferentes según el lugar donde se pone en práctica.</w:t>
+        <w:t>Los conceptos, las técnicas y los indicadores ya están disponibles</w:t>
+      </w:r>
+      <w:r>
+        <w:t xml:space="preserve">. Falta </w:t>
+      </w:r>
+      <w:r>
+        <w:rPr>
+          <w:highlight w:val="yellow"/>
+        </w:rPr>
+        <w:t>descubrir</w:t>
+      </w:r>
+      <w:r>
+        <w:t xml:space="preserve"> </w:t>
+      </w:r>
+      <w:r>
+        <w:t>cómo se combinan a</w:t>
+      </w:r>
+      <w:r>
+        <w:t>l aplicarse a un territorio concreto, con sus limitaciones y sus oportunidades particulares. Los casos que siguen recorren proyectos colombianos de sectores y regiones distintas, y muestran cómo un mismo método de diagnóstico conduce a decisiones diferentes según el lugar donde se pone en práctica.</w:t>
       </w:r>
     </w:p>
     <w:p>
@@ -12575,10 +12924,25 @@
         </w:numPr>
         <w:spacing w:after="80"/>
         <w:jc w:val="both"/>
+        <w:rPr>
+          <w:highlight w:val="yellow"/>
+        </w:rPr>
       </w:pPr>
       <w:commentRangeStart w:id="22"/>
       <w:r>
-        <w:t>Generación de dos empleos directos para habitantes de la vereda</w:t>
+        <w:rPr/>
+        <w:t xml:space="preserve">Generación de dos empleos directos para habitantes de </w:t>
+      </w:r>
+      <w:commentRangeStart w:id="401320871"/>
+      <w:r>
+        <w:rPr/>
+        <w:t xml:space="preserve">la </w:t>
+      </w:r>
+      <w:r>
+        <w:rPr>
+          <w:highlight w:val="yellow"/>
+        </w:rPr>
+        <w:t>vereda.</w:t>
       </w:r>
     </w:p>
     <w:p>
@@ -12589,9 +12953,32 @@
         </w:numPr>
         <w:spacing w:after="80"/>
         <w:jc w:val="both"/>
-      </w:pPr>
-      <w:r>
-        <w:t>Encadenamiento con otros cultivadores de la zona como proveedores de grano</w:t>
+        <w:rPr>
+          <w:highlight w:val="yellow"/>
+        </w:rPr>
+      </w:pPr>
+      <w:r>
+        <w:rPr/>
+        <w:t xml:space="preserve">Encadenamiento con otros cultivadores de la zona como proveedores de </w:t>
+      </w:r>
+      <w:r>
+        <w:rPr>
+          <w:highlight w:val="yellow"/>
+        </w:rPr>
+        <w:t>g</w:t>
+      </w:r>
+      <w:commentRangeEnd w:id="401320871"/>
+      <w:r>
+        <w:rPr>
+          <w:rStyle w:val="CommentReference"/>
+        </w:rPr>
+        <w:commentReference w:id="401320871"/>
+      </w:r>
+      <w:r>
+        <w:rPr>
+          <w:highlight w:val="yellow"/>
+        </w:rPr>
+        <w:t>rano.</w:t>
       </w:r>
     </w:p>
     <w:p>
@@ -12602,9 +12989,24 @@
         </w:numPr>
         <w:spacing w:after="80"/>
         <w:jc w:val="both"/>
-      </w:pPr>
-      <w:r>
-        <w:t>Retención local del valor agregado que antes captaba el intermediario</w:t>
+        <w:rPr>
+          <w:highlight w:val="yellow"/>
+        </w:rPr>
+      </w:pPr>
+      <w:r>
+        <w:t xml:space="preserve">Retención local del valor agregado que antes captaba el </w:t>
+      </w:r>
+      <w:r>
+        <w:rPr>
+          <w:highlight w:val="yellow"/>
+        </w:rPr>
+        <w:t>intermedia</w:t>
+      </w:r>
+      <w:r>
+        <w:rPr>
+          <w:highlight w:val="yellow"/>
+        </w:rPr>
+        <w:t>rio.</w:t>
       </w:r>
     </w:p>
     <w:p>
@@ -12615,9 +13017,24 @@
         </w:numPr>
         <w:spacing w:after="80"/>
         <w:jc w:val="both"/>
-      </w:pPr>
-      <w:r>
-        <w:t>Posicionamiento del cacao del territorio en el mercado nacional</w:t>
+        <w:rPr>
+          <w:highlight w:val="yellow"/>
+        </w:rPr>
+      </w:pPr>
+      <w:r>
+        <w:t xml:space="preserve">Posicionamiento del cacao del territorio en el mercado </w:t>
+      </w:r>
+      <w:r>
+        <w:rPr>
+          <w:highlight w:val="yellow"/>
+        </w:rPr>
+        <w:t>nacion</w:t>
+      </w:r>
+      <w:r>
+        <w:rPr>
+          <w:highlight w:val="yellow"/>
+        </w:rPr>
+        <w:t>al.</w:t>
       </w:r>
       <w:commentRangeEnd w:id="22"/>
       <w:r>
@@ -12625,6 +13042,7 @@
           <w:rStyle w:val="Refdecomentario"/>
           <w:sz w:val="20"/>
           <w:szCs w:val="22"/>
+          <w:highlight w:val="yellow"/>
         </w:rPr>
         <w:commentReference w:id="22"/>
       </w:r>
@@ -12880,7 +13298,20 @@
         <w:jc w:val="both"/>
       </w:pPr>
       <w:r>
-        <w:t>El análisis del impacto potencial arroja cuatro resultados de alta relevancia territorial:</w:t>
+        <w:rPr/>
+        <w:t>El análisis del impacto potencial arroja cuatro resultados de alta rele</w:t>
+      </w:r>
+      <w:commentRangeStart w:id="693816319"/>
+      <w:r>
+        <w:rPr/>
+        <w:t>vancia territorial:</w:t>
+      </w:r>
+      <w:commentRangeEnd w:id="693816319"/>
+      <w:r>
+        <w:rPr>
+          <w:rStyle w:val="CommentReference"/>
+        </w:rPr>
+        <w:commentReference w:id="693816319"/>
       </w:r>
     </w:p>
     <w:p>
@@ -12901,7 +13332,15 @@
           <w:sz w:val="20"/>
           <w:szCs w:val="20"/>
         </w:rPr>
-        <w:t>Articulación de quince familias de artesanos y productores gastronómicos como proveedores de la experiencia</w:t>
+        <w:t xml:space="preserve">Articulación de quince familias de artesanos y productores gastronómicos como proveedores de la </w:t>
+      </w:r>
+      <w:r>
+        <w:rPr>
+          <w:sz w:val="20"/>
+          <w:szCs w:val="20"/>
+          <w:highlight w:val="yellow"/>
+        </w:rPr>
+        <w:t>experiencia.</w:t>
       </w:r>
     </w:p>
     <w:p>
@@ -12922,7 +13361,15 @@
           <w:sz w:val="20"/>
           <w:szCs w:val="20"/>
         </w:rPr>
-        <w:t>Generación de ocho empleos directos en operación y guía turística</w:t>
+        <w:t xml:space="preserve">Generación de ocho empleos directos en operación y guía </w:t>
+      </w:r>
+      <w:r>
+        <w:rPr>
+          <w:sz w:val="20"/>
+          <w:szCs w:val="20"/>
+          <w:highlight w:val="yellow"/>
+        </w:rPr>
+        <w:t>turística.</w:t>
       </w:r>
     </w:p>
     <w:p>
@@ -12943,7 +13390,15 @@
           <w:sz w:val="20"/>
           <w:szCs w:val="20"/>
         </w:rPr>
-        <w:t>Posicionamiento del municipio como destino cultural dentro del mapa turístico regional</w:t>
+        <w:t xml:space="preserve">Posicionamiento del municipio como destino cultural dentro del mapa turístico </w:t>
+      </w:r>
+      <w:r>
+        <w:rPr>
+          <w:sz w:val="20"/>
+          <w:szCs w:val="20"/>
+          <w:highlight w:val="yellow"/>
+        </w:rPr>
+        <w:t>regional.</w:t>
       </w:r>
     </w:p>
     <w:p>
@@ -12964,15 +13419,43 @@
           <w:sz w:val="20"/>
           <w:szCs w:val="20"/>
         </w:rPr>
-        <w:t>Contribución a la preservación de la tradición musical mediante su valorización económica</w:t>
-      </w:r>
-    </w:p>
-    <w:p>
-      <w:pPr>
-        <w:jc w:val="both"/>
-      </w:pPr>
-      <w:r>
-        <w:t>Los cuatro resultados provienen de una misma decisión. La empresa estructura la experiencia con lo que el municipio ya posee, en lugar de construir infraestructura nueva. El Banco cuenta con su río, su historia portuaria y un festival consolidado; lo que faltaba era organizar esos elementos en un recorrido con precio, horario y responsables definidos. El caso muestra que el turismo bien diagnosticado puede convertirse en uno de los sectores de mayor impacto para municipios con patrimonio cultural subutilizado.</w:t>
+        <w:t xml:space="preserve">Contribución a la preservación de la tradición musical mediante su valorización </w:t>
+      </w:r>
+      <w:r>
+        <w:rPr>
+          <w:sz w:val="20"/>
+          <w:szCs w:val="20"/>
+          <w:highlight w:val="yellow"/>
+        </w:rPr>
+        <w:t>económica.</w:t>
+      </w:r>
+    </w:p>
+    <w:p>
+      <w:pPr>
+        <w:jc w:val="both"/>
+      </w:pPr>
+    </w:p>
+    <w:p>
+      <w:pPr>
+        <w:jc w:val="both"/>
+      </w:pPr>
+      <w:r>
+        <w:t xml:space="preserve">Los cuatro resultados provienen de una misma decisión. La empresa estructura la experiencia con lo que el municipio ya posee, en lugar de construir infraestructura nueva. El Banco cuenta con su río, su historia portuaria y un festival consolidado; lo que faltaba era organizar esos elementos en un recorrido con precio, horario y responsables definidos. </w:t>
+      </w:r>
+      <w:r>
+        <w:t xml:space="preserve">El caso </w:t>
+      </w:r>
+      <w:r>
+        <w:rPr>
+          <w:highlight w:val="yellow"/>
+        </w:rPr>
+        <w:t>evidencia</w:t>
+      </w:r>
+      <w:r>
+        <w:t xml:space="preserve"> que el turismo bien diagnosticado</w:t>
+      </w:r>
+      <w:r>
+        <w:t xml:space="preserve"> puede convertirse en uno de los sectores de mayor impacto para municipios con patrimonio cultural subutilizado.</w:t>
       </w:r>
     </w:p>
     <w:p>
@@ -14584,6 +15067,13 @@
                 <w:szCs w:val="20"/>
               </w:rPr>
             </w:pPr>
+            <w:r>
+              <w:rPr>
+                <w:sz w:val="20"/>
+                <w:szCs w:val="20"/>
+              </w:rPr>
+              <w:t>Gloria Lida Alzate Suárez</w:t>
+            </w:r>
           </w:p>
         </w:tc>
         <w:tc>
@@ -14599,6 +15089,13 @@
                 <w:szCs w:val="20"/>
               </w:rPr>
             </w:pPr>
+            <w:r>
+              <w:rPr>
+                <w:sz w:val="20"/>
+                <w:szCs w:val="20"/>
+              </w:rPr>
+              <w:t>Evaluadora instruccional</w:t>
+            </w:r>
           </w:p>
         </w:tc>
         <w:tc>
@@ -14614,6 +15111,13 @@
                 <w:szCs w:val="20"/>
               </w:rPr>
             </w:pPr>
+            <w:r>
+              <w:rPr>
+                <w:sz w:val="20"/>
+                <w:szCs w:val="20"/>
+              </w:rPr>
+              <w:t>Regional Tolima - Centro de Comercio y Servicios</w:t>
+            </w:r>
           </w:p>
         </w:tc>
         <w:tc>
@@ -14629,6 +15133,13 @@
                 <w:szCs w:val="20"/>
               </w:rPr>
             </w:pPr>
+            <w:r>
+              <w:rPr>
+                <w:sz w:val="20"/>
+                <w:szCs w:val="20"/>
+              </w:rPr>
+              <w:t>Septiembre de 2026</w:t>
+            </w:r>
           </w:p>
         </w:tc>
         <w:tc>
@@ -14645,6 +15156,13 @@
                 <w:szCs w:val="20"/>
               </w:rPr>
             </w:pPr>
+            <w:r>
+              <w:rPr>
+                <w:sz w:val="20"/>
+                <w:szCs w:val="20"/>
+              </w:rPr>
+              <w:t>Ajustes de diseño instruccional según hallazgos LCHQ del validador EcoRED (H2, H4, H6, H7, H8, H9 y H12): texto alternativo de la figura 1, sustitución de términos no accesibles y de repeticiones léxicas, puntuación final en viñetas de los casos 5.1 y 5.4 (H12), H3 (leídos → analizados) y sustitución de verbos visuales dirigidos al lector (observar, mirada, deja ver, muestra → analizar, perspectiva, evidencia) según la Guía PDF Accesibles SENA 2026 y WCAG 2.1. Cambios resaltados en amarillo.</w:t>
+            </w:r>
           </w:p>
           <w:p>
             <w:pPr>
@@ -15149,7 +15667,7 @@
         <w:pStyle w:val="Textocomentario"/>
       </w:pPr>
       <w:r>
-        <w:t xml:space="preserve">Infografía que compara microempresas, pequeñas, medianas y grandes empresas según estructura, capital, mercados, proveedores, capacidad de inversión, compras y alcance dentro del sector empresarial colombiano. </w:t>
+        <w:t>La figura 1 representa una infografía que compara microempresas, pequeñas, medianas y grandes empresas según estructura, capital, mercados, proveedores, capacidad de inversión, compras y alcance dentro del sector empresarial colombiano.</w:t>
       </w:r>
     </w:p>
     <w:p>
@@ -15913,41 +16431,245 @@
       </w:r>
     </w:p>
   </w:comment>
+  <w:comment xmlns:w="http://schemas.openxmlformats.org/wordprocessingml/2006/main" w:initials="JG" w:author="Jorge Bustos Gomez" w:date="2026-09-07T09:34:28" w:id="284769165">
+    <w:p xmlns:w14="http://schemas.microsoft.com/office/word/2010/wordml" xmlns:w="http://schemas.openxmlformats.org/wordprocessingml/2006/main">
+      <w:pPr>
+        <w:pStyle w:val="CommentText"/>
+      </w:pPr>
+      <w:r>
+        <w:rPr>
+          <w:rStyle w:val="CommentReference"/>
+        </w:rPr>
+        <w:annotationRef/>
+      </w:r>
+      <w:r>
+        <w:t xml:space="preserve">Por favor tener en cuenta que se deben vincular esta palabras a cambio de las anteriores. </w:t>
+      </w:r>
+    </w:p>
+  </w:comment>
+  <w:comment xmlns:w="http://schemas.openxmlformats.org/wordprocessingml/2006/main" w:initials="JG" w:author="Jorge Bustos Gomez" w:date="2026-09-07T09:34:45" w:id="1187927535">
+    <w:p xmlns:w14="http://schemas.microsoft.com/office/word/2010/wordml" xmlns:w="http://schemas.openxmlformats.org/wordprocessingml/2006/main">
+      <w:pPr>
+        <w:pStyle w:val="CommentText"/>
+      </w:pPr>
+      <w:r>
+        <w:rPr>
+          <w:rStyle w:val="CommentReference"/>
+        </w:rPr>
+        <w:annotationRef/>
+      </w:r>
+      <w:r>
+        <w:t xml:space="preserve">Por favor tener en cuenta que se deben vincular esta palabras a cambio de las anteriores. </w:t>
+      </w:r>
+    </w:p>
+  </w:comment>
+  <w:comment xmlns:w="http://schemas.openxmlformats.org/wordprocessingml/2006/main" w:initials="JG" w:author="Jorge Bustos Gomez" w:date="2026-09-07T09:35:03" w:id="2063137973">
+    <w:p xmlns:w14="http://schemas.microsoft.com/office/word/2010/wordml" xmlns:w="http://schemas.openxmlformats.org/wordprocessingml/2006/main">
+      <w:pPr>
+        <w:pStyle w:val="CommentText"/>
+      </w:pPr>
+      <w:r>
+        <w:rPr>
+          <w:rStyle w:val="CommentReference"/>
+        </w:rPr>
+        <w:annotationRef/>
+      </w:r>
+      <w:r>
+        <w:t xml:space="preserve">Por favor tener en cuenta que se deben vincular esta palabras a cambio de las anteriores. </w:t>
+      </w:r>
+    </w:p>
+  </w:comment>
+  <w:comment xmlns:w="http://schemas.openxmlformats.org/wordprocessingml/2006/main" w:initials="JG" w:author="Jorge Bustos Gomez" w:date="2026-09-07T09:35:58" w:id="279019650">
+    <w:p xmlns:w14="http://schemas.microsoft.com/office/word/2010/wordml" xmlns:w="http://schemas.openxmlformats.org/wordprocessingml/2006/main">
+      <w:pPr>
+        <w:pStyle w:val="CommentText"/>
+      </w:pPr>
+      <w:r>
+        <w:rPr>
+          <w:rStyle w:val="CommentReference"/>
+        </w:rPr>
+        <w:annotationRef/>
+      </w:r>
+      <w:r>
+        <w:t xml:space="preserve">Por favor tener en cuenta que se deben vincular esta palabras a cambio de las anteriores. </w:t>
+      </w:r>
+    </w:p>
+  </w:comment>
+  <w:comment xmlns:w="http://schemas.openxmlformats.org/wordprocessingml/2006/main" w:initials="JG" w:author="Jorge Bustos Gomez" w:date="2026-09-07T09:36:21" w:id="1763432312">
+    <w:p xmlns:w14="http://schemas.microsoft.com/office/word/2010/wordml" xmlns:w="http://schemas.openxmlformats.org/wordprocessingml/2006/main">
+      <w:pPr>
+        <w:pStyle w:val="CommentText"/>
+      </w:pPr>
+      <w:r>
+        <w:rPr>
+          <w:rStyle w:val="CommentReference"/>
+        </w:rPr>
+        <w:annotationRef/>
+      </w:r>
+      <w:r>
+        <w:t xml:space="preserve">Por favor tener en cuenta que se deben vincular esta palabras a cambio de las anteriores. </w:t>
+      </w:r>
+    </w:p>
+  </w:comment>
+  <w:comment xmlns:w="http://schemas.openxmlformats.org/wordprocessingml/2006/main" w:initials="JG" w:author="Jorge Bustos Gomez" w:date="2026-09-07T09:36:36" w:id="280829378">
+    <w:p xmlns:w14="http://schemas.microsoft.com/office/word/2010/wordml" xmlns:w="http://schemas.openxmlformats.org/wordprocessingml/2006/main">
+      <w:pPr>
+        <w:pStyle w:val="CommentText"/>
+      </w:pPr>
+      <w:r>
+        <w:rPr>
+          <w:rStyle w:val="CommentReference"/>
+        </w:rPr>
+        <w:annotationRef/>
+      </w:r>
+      <w:r>
+        <w:t xml:space="preserve">Por favor tener en cuenta que se deben vincular esta palabras a cambio de las anteriores. </w:t>
+      </w:r>
+    </w:p>
+  </w:comment>
+  <w:comment xmlns:w="http://schemas.openxmlformats.org/wordprocessingml/2006/main" w:initials="JG" w:author="Jorge Bustos Gomez" w:date="2026-09-07T09:36:50" w:id="545072001">
+    <w:p xmlns:w14="http://schemas.microsoft.com/office/word/2010/wordml" xmlns:w="http://schemas.openxmlformats.org/wordprocessingml/2006/main">
+      <w:pPr>
+        <w:pStyle w:val="CommentText"/>
+      </w:pPr>
+      <w:r>
+        <w:rPr>
+          <w:rStyle w:val="CommentReference"/>
+        </w:rPr>
+        <w:annotationRef/>
+      </w:r>
+      <w:r>
+        <w:t xml:space="preserve">Por favor tener en cuenta que se deben vincular esta palabras a cambio de las anteriores. </w:t>
+      </w:r>
+    </w:p>
+  </w:comment>
+  <w:comment xmlns:w="http://schemas.openxmlformats.org/wordprocessingml/2006/main" w:initials="JG" w:author="Jorge Bustos Gomez" w:date="2026-09-07T09:37:01" w:id="1108783100">
+    <w:p xmlns:w14="http://schemas.microsoft.com/office/word/2010/wordml" xmlns:w="http://schemas.openxmlformats.org/wordprocessingml/2006/main">
+      <w:pPr>
+        <w:pStyle w:val="CommentText"/>
+      </w:pPr>
+      <w:r>
+        <w:rPr>
+          <w:rStyle w:val="CommentReference"/>
+        </w:rPr>
+        <w:annotationRef/>
+      </w:r>
+      <w:r>
+        <w:t xml:space="preserve">Por favor tener en cuenta que se deben vincular esta palabras a cambio de las anteriores. </w:t>
+      </w:r>
+    </w:p>
+  </w:comment>
+  <w:comment xmlns:w="http://schemas.openxmlformats.org/wordprocessingml/2006/main" w:initials="JG" w:author="Jorge Bustos Gomez" w:date="2026-09-07T09:37:38" w:id="1282394637">
+    <w:p xmlns:w14="http://schemas.microsoft.com/office/word/2010/wordml" xmlns:w="http://schemas.openxmlformats.org/wordprocessingml/2006/main">
+      <w:pPr>
+        <w:pStyle w:val="CommentText"/>
+      </w:pPr>
+      <w:r>
+        <w:rPr>
+          <w:rStyle w:val="CommentReference"/>
+        </w:rPr>
+        <w:annotationRef/>
+      </w:r>
+      <w:r>
+        <w:t xml:space="preserve">Por favor tener en cuenta que se deben vincular esta palabras a cambio de las anteriores. </w:t>
+      </w:r>
+    </w:p>
+  </w:comment>
+  <w:comment xmlns:w="http://schemas.openxmlformats.org/wordprocessingml/2006/main" w:initials="JG" w:author="Jorge Bustos Gomez" w:date="2026-09-07T09:37:55" w:id="1379377820">
+    <w:p xmlns:w14="http://schemas.microsoft.com/office/word/2010/wordml" xmlns:w="http://schemas.openxmlformats.org/wordprocessingml/2006/main">
+      <w:pPr>
+        <w:pStyle w:val="CommentText"/>
+      </w:pPr>
+      <w:r>
+        <w:rPr>
+          <w:rStyle w:val="CommentReference"/>
+        </w:rPr>
+        <w:annotationRef/>
+      </w:r>
+      <w:r>
+        <w:t xml:space="preserve">Por favor tener en cuenta que se deben vincular esta palabras a cambio de las anteriores. </w:t>
+      </w:r>
+    </w:p>
+  </w:comment>
+  <w:comment xmlns:w="http://schemas.openxmlformats.org/wordprocessingml/2006/main" w:initials="JG" w:author="Jorge Bustos Gomez" w:date="2026-09-07T09:38:15" w:id="401320871">
+    <w:p xmlns:w14="http://schemas.microsoft.com/office/word/2010/wordml" xmlns:w="http://schemas.openxmlformats.org/wordprocessingml/2006/main">
+      <w:pPr>
+        <w:pStyle w:val="CommentText"/>
+      </w:pPr>
+      <w:r>
+        <w:rPr>
+          <w:rStyle w:val="CommentReference"/>
+        </w:rPr>
+        <w:annotationRef/>
+      </w:r>
+      <w:r>
+        <w:t xml:space="preserve">Por favor tener en cuenta que se deben vincular esta palabras a cambio de las anteriores. </w:t>
+      </w:r>
+    </w:p>
+  </w:comment>
+  <w:comment xmlns:w="http://schemas.openxmlformats.org/wordprocessingml/2006/main" w:initials="JG" w:author="Jorge Bustos Gomez" w:date="2026-09-07T09:38:36" w:id="693816319">
+    <w:p xmlns:w14="http://schemas.microsoft.com/office/word/2010/wordml" xmlns:w="http://schemas.openxmlformats.org/wordprocessingml/2006/main">
+      <w:pPr>
+        <w:pStyle w:val="CommentText"/>
+      </w:pPr>
+      <w:r>
+        <w:rPr>
+          <w:rStyle w:val="CommentReference"/>
+        </w:rPr>
+        <w:annotationRef/>
+      </w:r>
+      <w:r>
+        <w:t xml:space="preserve">Por favor tener en cuenta que se deben vincular esta palabras a cambio de las anteriores. </w:t>
+      </w:r>
+    </w:p>
+  </w:comment>
 </w:comments>
 </file>
 
 <file path=word/commentsExtended.xml><?xml version="1.0" encoding="utf-8"?>
-<w15:commentsEx xmlns:wpc="http://schemas.microsoft.com/office/word/2010/wordprocessingCanvas" xmlns:cx="http://schemas.microsoft.com/office/drawing/2014/chartex" xmlns:cx1="http://schemas.microsoft.com/office/drawing/2015/9/8/chartex" xmlns:cx2="http://schemas.microsoft.com/office/drawing/2015/10/21/chartex" xmlns:cx3="http://schemas.microsoft.com/office/drawing/2016/5/9/chartex" xmlns:cx4="http://schemas.microsoft.com/office/drawing/2016/5/10/chartex" xmlns:cx5="http://schemas.microsoft.com/office/drawing/2016/5/11/chartex" xmlns:cx6="http://schemas.microsoft.com/office/drawing/2016/5/12/chartex" xmlns:cx7="http://schemas.microsoft.com/office/drawing/2016/5/13/chartex" xmlns:cx8="http://schemas.microsoft.com/office/drawing/2016/5/14/chartex" xmlns:mc="http://schemas.openxmlformats.org/markup-compatibility/2006" xmlns:aink="http://schemas.microsoft.com/office/drawing/2016/ink" xmlns:am3d="http://schemas.microsoft.com/office/drawing/2017/model3d" xmlns:o="urn:schemas-microsoft-com:office:office" xmlns:oel="http://schemas.microsoft.com/office/2019/extlst" xmlns:r="http://schemas.openxmlformats.org/officeDocument/2006/relationships" xmlns:m="http://schemas.openxmlformats.org/officeDocument/2006/math" xmlns:v="urn:schemas-microsoft-com:vml" xmlns:wp14="http://schemas.microsoft.com/office/word/2010/wordprocessingDrawing" xmlns:wp="http://schemas.openxmlformats.org/drawingml/2006/wordprocessingDrawing" xmlns:w10="urn:schemas-microsoft-com:office:word" xmlns:w="http://schemas.openxmlformats.org/wordprocessingml/2006/main" xmlns:w14="http://schemas.microsoft.com/office/word/2010/wordml" xmlns:w15="http://schemas.microsoft.com/office/word/2012/wordml" xmlns:w16cex="http://schemas.microsoft.com/office/word/2018/wordml/cex" xmlns:w16cid="http://schemas.microsoft.com/office/word/2016/wordml/cid" xmlns:w16="http://schemas.microsoft.com/office/word/2018/wordml" xmlns:w16du="http://schemas.microsoft.com/office/word/2023/wordml/word16du" xmlns:w16sdtdh="http://schemas.microsoft.com/office/word/2020/wordml/sdtdatahash" xmlns:w16sdtfl="http://schemas.microsoft.com/office/word/2024/wordml/sdtformatlock" xmlns:w16se="http://schemas.microsoft.com/office/word/2015/wordml/symex" xmlns:wpg="http://schemas.microsoft.com/office/word/2010/wordprocessingGroup" xmlns:wpi="http://schemas.microsoft.com/office/word/2010/wordprocessingInk" xmlns:wne="http://schemas.microsoft.com/office/word/2006/wordml" xmlns:wps="http://schemas.microsoft.com/office/word/2010/wordprocessingShape" mc:Ignorable="w14 w15 w16se w16cid w16 w16cex w16sdtdh w16sdtfl w16du wp14">
-  <w15:commentEx w15:paraId="71CD325D" w15:done="0"/>
-  <w15:commentEx w15:paraId="1352181C" w15:done="0"/>
-  <w15:commentEx w15:paraId="775A4A07" w15:done="0"/>
-  <w15:commentEx w15:paraId="228D6E4E" w15:done="0"/>
-  <w15:commentEx w15:paraId="31A1B3B7" w15:done="0"/>
-  <w15:commentEx w15:paraId="13E00A17" w15:done="0"/>
-  <w15:commentEx w15:paraId="697C5757" w15:done="0"/>
-  <w15:commentEx w15:paraId="53947A86" w15:done="0"/>
-  <w15:commentEx w15:paraId="0B2B3D31" w15:done="0"/>
-  <w15:commentEx w15:paraId="3FF94543" w15:done="0"/>
-  <w15:commentEx w15:paraId="2F0AF203" w15:done="0"/>
-  <w15:commentEx w15:paraId="1CA91659" w15:done="0"/>
-  <w15:commentEx w15:paraId="06DD1FF8" w15:done="0"/>
-  <w15:commentEx w15:paraId="59F39EBF" w15:done="0"/>
-  <w15:commentEx w15:paraId="024E001D" w15:done="0"/>
-  <w15:commentEx w15:paraId="056701AD" w15:done="0"/>
-  <w15:commentEx w15:paraId="72791E06" w15:done="0"/>
-  <w15:commentEx w15:paraId="5BB7F29C" w15:done="0"/>
-  <w15:commentEx w15:paraId="395AAFF6" w15:done="0"/>
-  <w15:commentEx w15:paraId="671D5478" w15:done="0"/>
-  <w15:commentEx w15:paraId="4DB54F6C" w15:done="0"/>
-  <w15:commentEx w15:paraId="00165EC4" w15:done="0"/>
-  <w15:commentEx w15:paraId="253F0291" w15:done="0"/>
-  <w15:commentEx w15:paraId="7D523842" w15:done="0"/>
-  <w15:commentEx w15:paraId="5C623CFC" w15:done="0"/>
+<w15:commentsEx xmlns:mc="http://schemas.openxmlformats.org/markup-compatibility/2006" xmlns:w15="http://schemas.microsoft.com/office/word/2012/wordml" mc:Ignorable="w15">
+  <w15:commentEx w15:done="0" w15:paraId="71CD325D"/>
+  <w15:commentEx w15:done="0" w15:paraId="1352181C"/>
+  <w15:commentEx w15:done="0" w15:paraId="775A4A07"/>
+  <w15:commentEx w15:done="0" w15:paraId="228D6E4E"/>
+  <w15:commentEx w15:done="0" w15:paraId="31A1B3B7"/>
+  <w15:commentEx w15:done="0" w15:paraId="13E00A17"/>
+  <w15:commentEx w15:done="0" w15:paraId="697C5757"/>
+  <w15:commentEx w15:done="0" w15:paraId="53947A86"/>
+  <w15:commentEx w15:done="0" w15:paraId="0B2B3D31"/>
+  <w15:commentEx w15:done="0" w15:paraId="3FF94543"/>
+  <w15:commentEx w15:done="0" w15:paraId="2F0AF203"/>
+  <w15:commentEx w15:done="0" w15:paraId="1CA91659"/>
+  <w15:commentEx w15:done="0" w15:paraId="06DD1FF8"/>
+  <w15:commentEx w15:done="0" w15:paraId="59F39EBF"/>
+  <w15:commentEx w15:done="0" w15:paraId="024E001D"/>
+  <w15:commentEx w15:done="0" w15:paraId="056701AD"/>
+  <w15:commentEx w15:done="0" w15:paraId="72791E06"/>
+  <w15:commentEx w15:done="0" w15:paraId="5BB7F29C"/>
+  <w15:commentEx w15:done="0" w15:paraId="395AAFF6"/>
+  <w15:commentEx w15:done="0" w15:paraId="671D5478"/>
+  <w15:commentEx w15:done="0" w15:paraId="4DB54F6C"/>
+  <w15:commentEx w15:done="0" w15:paraId="00165EC4"/>
+  <w15:commentEx w15:done="0" w15:paraId="253F0291"/>
+  <w15:commentEx w15:done="0" w15:paraId="7D523842"/>
+  <w15:commentEx w15:done="0" w15:paraId="5C623CFC"/>
+  <w15:commentEx w15:done="0" w15:paraId="6598E61B"/>
+  <w15:commentEx w15:done="0" w15:paraId="36D54B8D"/>
+  <w15:commentEx w15:done="0" w15:paraId="4AE0271F"/>
+  <w15:commentEx w15:done="0" w15:paraId="04438C4C"/>
+  <w15:commentEx w15:done="0" w15:paraId="50EEC79C"/>
+  <w15:commentEx w15:done="0" w15:paraId="076A0833"/>
+  <w15:commentEx w15:done="0" w15:paraId="08FB1E4C"/>
+  <w15:commentEx w15:done="0" w15:paraId="45EFE018"/>
+  <w15:commentEx w15:done="0" w15:paraId="3437409B"/>
+  <w15:commentEx w15:done="0" w15:paraId="6E75D1EB"/>
+  <w15:commentEx w15:done="0" w15:paraId="10196EE9"/>
+  <w15:commentEx w15:done="0" w15:paraId="0AE00391"/>
 </w15:commentsEx>
 </file>
 
 <file path=word/commentsExtensible.xml><?xml version="1.0" encoding="utf-8"?>
-<w16cex:commentsExtensible xmlns:wpc="http://schemas.microsoft.com/office/word/2010/wordprocessingCanvas" xmlns:cx="http://schemas.microsoft.com/office/drawing/2014/chartex" xmlns:cx1="http://schemas.microsoft.com/office/drawing/2015/9/8/chartex" xmlns:cx2="http://schemas.microsoft.com/office/drawing/2015/10/21/chartex" xmlns:cx3="http://schemas.microsoft.com/office/drawing/2016/5/9/chartex" xmlns:cx4="http://schemas.microsoft.com/office/drawing/2016/5/10/chartex" xmlns:cx5="http://schemas.microsoft.com/office/drawing/2016/5/11/chartex" xmlns:cx6="http://schemas.microsoft.com/office/drawing/2016/5/12/chartex" xmlns:cx7="http://schemas.microsoft.com/office/drawing/2016/5/13/chartex" xmlns:cx8="http://schemas.microsoft.com/office/drawing/2016/5/14/chartex" xmlns:cr="http://schemas.microsoft.com/office/comments/2020/reactions" xmlns:mc="http://schemas.openxmlformats.org/markup-compatibility/2006" xmlns:aink="http://schemas.microsoft.com/office/drawing/2016/ink" xmlns:am3d="http://schemas.microsoft.com/office/drawing/2017/model3d" xmlns:o="urn:schemas-microsoft-com:office:office" xmlns:oel="http://schemas.microsoft.com/office/2019/extlst" xmlns:r="http://schemas.openxmlformats.org/officeDocument/2006/relationships" xmlns:m="http://schemas.openxmlformats.org/officeDocument/2006/math" xmlns:v="urn:schemas-microsoft-com:vml" xmlns:wp14="http://schemas.microsoft.com/office/word/2010/wordprocessingDrawing" xmlns:wp="http://schemas.openxmlformats.org/drawingml/2006/wordprocessingDrawing" xmlns:w10="urn:schemas-microsoft-com:office:word" xmlns:w="http://schemas.openxmlformats.org/wordprocessingml/2006/main" xmlns:w14="http://schemas.microsoft.com/office/word/2010/wordml" xmlns:w15="http://schemas.microsoft.com/office/word/2012/wordml" xmlns:w16cex="http://schemas.microsoft.com/office/word/2018/wordml/cex" xmlns:w16cid="http://schemas.microsoft.com/office/word/2016/wordml/cid" xmlns:w16="http://schemas.microsoft.com/office/word/2018/wordml" xmlns:w16du="http://schemas.microsoft.com/office/word/2023/wordml/word16du" xmlns:w16sdtdh="http://schemas.microsoft.com/office/word/2020/wordml/sdtdatahash" xmlns:w16sdtfl="http://schemas.microsoft.com/office/word/2024/wordml/sdtformatlock" xmlns:w16se="http://schemas.microsoft.com/office/word/2015/wordml/symex" xmlns:wpg="http://schemas.microsoft.com/office/word/2010/wordprocessingGroup" xmlns:wpi="http://schemas.microsoft.com/office/word/2010/wordprocessingInk" xmlns:wne="http://schemas.microsoft.com/office/word/2006/wordml" xmlns:wps="http://schemas.microsoft.com/office/word/2010/wordprocessingShape" mc:Ignorable="w14 w15 w16se w16cid w16 w16cex w16sdtdh w16sdtfl cr w16du wp14">
+<w16cex:commentsExtensible xmlns:w16="http://schemas.microsoft.com/office/word/2018/wordml" xmlns:w16cex="http://schemas.microsoft.com/office/word/2018/wordml/cex" xmlns:mc="http://schemas.openxmlformats.org/markup-compatibility/2006" mc:Ignorable="w16 w16cex">
   <w16cex:commentExtensible w16cex:durableId="71E90398" w16cex:dateUtc="2026-08-25T15:06:00Z"/>
   <w16cex:commentExtensible w16cex:durableId="61393473" w16cex:dateUtc="2026-08-25T17:06:00Z"/>
   <w16cex:commentExtensible w16cex:durableId="5CE597FC" w16cex:dateUtc="2026-08-25T17:12:00Z"/>
@@ -15960,11 +16682,23 @@
   <w16cex:commentExtensible w16cex:durableId="4BDF2CCB" w16cex:dateUtc="2026-08-26T12:10:00Z"/>
   <w16cex:commentExtensible w16cex:durableId="5FDCEC18" w16cex:dateUtc="2026-08-26T11:43:00Z"/>
   <w16cex:commentExtensible w16cex:durableId="54AE2638" w16cex:dateUtc="2026-08-25T01:42:00Z"/>
+  <w16cex:commentExtensible w16cex:durableId="6554AF73" w16cex:dateUtc="2026-09-07T14:34:28.146Z"/>
+  <w16cex:commentExtensible w16cex:durableId="7D771328" w16cex:dateUtc="2026-09-07T14:34:45.606Z"/>
+  <w16cex:commentExtensible w16cex:durableId="1E9B921F" w16cex:dateUtc="2026-09-07T14:35:03.799Z"/>
+  <w16cex:commentExtensible w16cex:durableId="4E249783" w16cex:dateUtc="2026-09-07T14:35:58.386Z"/>
+  <w16cex:commentExtensible w16cex:durableId="39BA9440" w16cex:dateUtc="2026-09-07T14:36:21.787Z"/>
+  <w16cex:commentExtensible w16cex:durableId="1DA88D58" w16cex:dateUtc="2026-09-07T14:36:36.742Z"/>
+  <w16cex:commentExtensible w16cex:durableId="6B6975D7" w16cex:dateUtc="2026-09-07T14:36:50.693Z"/>
+  <w16cex:commentExtensible w16cex:durableId="649E102F" w16cex:dateUtc="2026-09-07T14:37:01.935Z"/>
+  <w16cex:commentExtensible w16cex:durableId="5947F97D" w16cex:dateUtc="2026-09-07T14:37:38.275Z"/>
+  <w16cex:commentExtensible w16cex:durableId="6B2FE4EE" w16cex:dateUtc="2026-09-07T14:37:55.024Z"/>
+  <w16cex:commentExtensible w16cex:durableId="627BBDAA" w16cex:dateUtc="2026-09-07T14:38:15.334Z"/>
+  <w16cex:commentExtensible w16cex:durableId="682CDE8A" w16cex:dateUtc="2026-09-07T14:38:36.903Z"/>
 </w16cex:commentsExtensible>
 </file>
 
 <file path=word/commentsIds.xml><?xml version="1.0" encoding="utf-8"?>
-<w16cid:commentsIds xmlns:wpc="http://schemas.microsoft.com/office/word/2010/wordprocessingCanvas" xmlns:cx="http://schemas.microsoft.com/office/drawing/2014/chartex" xmlns:cx1="http://schemas.microsoft.com/office/drawing/2015/9/8/chartex" xmlns:cx2="http://schemas.microsoft.com/office/drawing/2015/10/21/chartex" xmlns:cx3="http://schemas.microsoft.com/office/drawing/2016/5/9/chartex" xmlns:cx4="http://schemas.microsoft.com/office/drawing/2016/5/10/chartex" xmlns:cx5="http://schemas.microsoft.com/office/drawing/2016/5/11/chartex" xmlns:cx6="http://schemas.microsoft.com/office/drawing/2016/5/12/chartex" xmlns:cx7="http://schemas.microsoft.com/office/drawing/2016/5/13/chartex" xmlns:cx8="http://schemas.microsoft.com/office/drawing/2016/5/14/chartex" xmlns:mc="http://schemas.openxmlformats.org/markup-compatibility/2006" xmlns:aink="http://schemas.microsoft.com/office/drawing/2016/ink" xmlns:am3d="http://schemas.microsoft.com/office/drawing/2017/model3d" xmlns:o="urn:schemas-microsoft-com:office:office" xmlns:oel="http://schemas.microsoft.com/office/2019/extlst" xmlns:r="http://schemas.openxmlformats.org/officeDocument/2006/relationships" xmlns:m="http://schemas.openxmlformats.org/officeDocument/2006/math" xmlns:v="urn:schemas-microsoft-com:vml" xmlns:wp14="http://schemas.microsoft.com/office/word/2010/wordprocessingDrawing" xmlns:wp="http://schemas.openxmlformats.org/drawingml/2006/wordprocessingDrawing" xmlns:w10="urn:schemas-microsoft-com:office:word" xmlns:w="http://schemas.openxmlformats.org/wordprocessingml/2006/main" xmlns:w14="http://schemas.microsoft.com/office/word/2010/wordml" xmlns:w15="http://schemas.microsoft.com/office/word/2012/wordml" xmlns:w16cex="http://schemas.microsoft.com/office/word/2018/wordml/cex" xmlns:w16cid="http://schemas.microsoft.com/office/word/2016/wordml/cid" xmlns:w16="http://schemas.microsoft.com/office/word/2018/wordml" xmlns:w16du="http://schemas.microsoft.com/office/word/2023/wordml/word16du" xmlns:w16sdtdh="http://schemas.microsoft.com/office/word/2020/wordml/sdtdatahash" xmlns:w16sdtfl="http://schemas.microsoft.com/office/word/2024/wordml/sdtformatlock" xmlns:w16se="http://schemas.microsoft.com/office/word/2015/wordml/symex" xmlns:wpg="http://schemas.microsoft.com/office/word/2010/wordprocessingGroup" xmlns:wpi="http://schemas.microsoft.com/office/word/2010/wordprocessingInk" xmlns:wne="http://schemas.microsoft.com/office/word/2006/wordml" xmlns:wps="http://schemas.microsoft.com/office/word/2010/wordprocessingShape" mc:Ignorable="w14 w15 w16se w16cid w16 w16cex w16sdtdh w16sdtfl w16du wp14">
+<w16cid:commentsIds xmlns:mc="http://schemas.openxmlformats.org/markup-compatibility/2006" xmlns:w16cid="http://schemas.microsoft.com/office/word/2016/wordml/cid" mc:Ignorable="w16cid">
   <w16cid:commentId w16cid:paraId="71CD325D" w16cid:durableId="197B68C6"/>
   <w16cid:commentId w16cid:paraId="1352181C" w16cid:durableId="46AE9A54"/>
   <w16cid:commentId w16cid:paraId="775A4A07" w16cid:durableId="71E90398"/>
@@ -15990,6 +16724,18 @@
   <w16cid:commentId w16cid:paraId="253F0291" w16cid:durableId="54AA5218"/>
   <w16cid:commentId w16cid:paraId="7D523842" w16cid:durableId="349FDDE2"/>
   <w16cid:commentId w16cid:paraId="5C623CFC" w16cid:durableId="54AE2638"/>
+  <w16cid:commentId w16cid:paraId="6598E61B" w16cid:durableId="6554AF73"/>
+  <w16cid:commentId w16cid:paraId="36D54B8D" w16cid:durableId="7D771328"/>
+  <w16cid:commentId w16cid:paraId="4AE0271F" w16cid:durableId="1E9B921F"/>
+  <w16cid:commentId w16cid:paraId="04438C4C" w16cid:durableId="4E249783"/>
+  <w16cid:commentId w16cid:paraId="50EEC79C" w16cid:durableId="39BA9440"/>
+  <w16cid:commentId w16cid:paraId="076A0833" w16cid:durableId="1DA88D58"/>
+  <w16cid:commentId w16cid:paraId="08FB1E4C" w16cid:durableId="6B6975D7"/>
+  <w16cid:commentId w16cid:paraId="45EFE018" w16cid:durableId="649E102F"/>
+  <w16cid:commentId w16cid:paraId="3437409B" w16cid:durableId="5947F97D"/>
+  <w16cid:commentId w16cid:paraId="6E75D1EB" w16cid:durableId="6B2FE4EE"/>
+  <w16cid:commentId w16cid:paraId="10196EE9" w16cid:durableId="627BBDAA"/>
+  <w16cid:commentId w16cid:paraId="0AE00391" w16cid:durableId="682CDE8A"/>
 </w16cid:commentsIds>
 </file>
 
@@ -19767,9 +20513,15 @@
 </file>
 
 <file path=word/people.xml><?xml version="1.0" encoding="utf-8"?>
-<w15:people xmlns:wpc="http://schemas.microsoft.com/office/word/2010/wordprocessingCanvas" xmlns:cx="http://schemas.microsoft.com/office/drawing/2014/chartex" xmlns:cx1="http://schemas.microsoft.com/office/drawing/2015/9/8/chartex" xmlns:cx2="http://schemas.microsoft.com/office/drawing/2015/10/21/chartex" xmlns:cx3="http://schemas.microsoft.com/office/drawing/2016/5/9/chartex" xmlns:cx4="http://schemas.microsoft.com/office/drawing/2016/5/10/chartex" xmlns:cx5="http://schemas.microsoft.com/office/drawing/2016/5/11/chartex" xmlns:cx6="http://schemas.microsoft.com/office/drawing/2016/5/12/chartex" xmlns:cx7="http://schemas.microsoft.com/office/drawing/2016/5/13/chartex" xmlns:cx8="http://schemas.microsoft.com/office/drawing/2016/5/14/chartex" xmlns:mc="http://schemas.openxmlformats.org/markup-compatibility/2006" xmlns:aink="http://schemas.microsoft.com/office/drawing/2016/ink" xmlns:am3d="http://schemas.microsoft.com/office/drawing/2017/model3d" xmlns:o="urn:schemas-microsoft-com:office:office" xmlns:oel="http://schemas.microsoft.com/office/2019/extlst" xmlns:r="http://schemas.openxmlformats.org/officeDocument/2006/relationships" xmlns:m="http://schemas.openxmlformats.org/officeDocument/2006/math" xmlns:v="urn:schemas-microsoft-com:vml" xmlns:wp14="http://schemas.microsoft.com/office/word/2010/wordprocessingDrawing" xmlns:wp="http://schemas.openxmlformats.org/drawingml/2006/wordprocessingDrawing" xmlns:w10="urn:schemas-microsoft-com:office:word" xmlns:w="http://schemas.openxmlformats.org/wordprocessingml/2006/main" xmlns:w14="http://schemas.microsoft.com/office/word/2010/wordml" xmlns:w15="http://schemas.microsoft.com/office/word/2012/wordml" xmlns:w16cex="http://schemas.microsoft.com/office/word/2018/wordml/cex" xmlns:w16cid="http://schemas.microsoft.com/office/word/2016/wordml/cid" xmlns:w16="http://schemas.microsoft.com/office/word/2018/wordml" xmlns:w16du="http://schemas.microsoft.com/office/word/2023/wordml/word16du" xmlns:w16sdtdh="http://schemas.microsoft.com/office/word/2020/wordml/sdtdatahash" xmlns:w16sdtfl="http://schemas.microsoft.com/office/word/2024/wordml/sdtformatlock" xmlns:w16se="http://schemas.microsoft.com/office/word/2015/wordml/symex" xmlns:wpg="http://schemas.microsoft.com/office/word/2010/wordprocessingGroup" xmlns:wpi="http://schemas.microsoft.com/office/word/2010/wordprocessingInk" xmlns:wne="http://schemas.microsoft.com/office/word/2006/wordml" xmlns:wps="http://schemas.microsoft.com/office/word/2010/wordprocessingShape" mc:Ignorable="w14 w15 w16se w16cid w16 w16cex w16sdtdh w16sdtfl w16du wp14">
+<w15:people xmlns:mc="http://schemas.openxmlformats.org/markup-compatibility/2006" xmlns:w15="http://schemas.microsoft.com/office/word/2012/wordml" mc:Ignorable="w15">
   <w15:person w15:author="Gloria Alzate">
     <w15:presenceInfo w15:providerId="Windows Live" w15:userId="cdab09645ca1ce8f"/>
+  </w15:person>
+  <w15:person w15:author="Jorge Bustos Gomez">
+    <w15:presenceInfo w15:providerId="AD" w15:userId="S::jbustosg@sena.edu.co::ac202564-197f-45bf-bf2b-84ffbbb35994"/>
+  </w15:person>
+  <w15:person w15:author="Jorge Bustos Gomez">
+    <w15:presenceInfo w15:providerId="AD" w15:userId="S::jbustosg@sena.edu.co::ac202564-197f-45bf-bf2b-84ffbbb35994"/>
   </w15:person>
 </w15:people>
 </file>
@@ -20289,7 +21041,6 @@
   <w:style w:type="character" w:styleId="Fuentedeprrafopredeter" w:default="1">
     <w:name w:val="Default Paragraph Font"/>
     <w:uiPriority w:val="1"/>
-    <w:semiHidden/>
     <w:unhideWhenUsed/>
   </w:style>
   <w:style w:type="table" w:styleId="Tablanormal" w:default="1">
@@ -22611,23 +23362,18 @@
 </file>
 
 <file path=customXml/item1.xml><?xml version="1.0" encoding="utf-8"?>
-<p:properties xmlns:p="http://schemas.microsoft.com/office/2006/metadata/properties" xmlns:xsi="http://www.w3.org/2001/XMLSchema-instance" xmlns:pc="http://schemas.microsoft.com/office/infopath/2007/PartnerControls">
-  <documentManagement>
-    <TaxCatchAll xmlns="13c90a0b-73bc-4dc0-be5f-28d77b615beb" xsi:nil="true"/>
-    <lcf76f155ced4ddcb4097134ff3c332f xmlns="13c93bba-48ce-428c-bfe5-88b42c19b028">
-      <Terms xmlns="http://schemas.microsoft.com/office/infopath/2007/PartnerControls"/>
-    </lcf76f155ced4ddcb4097134ff3c332f>
-  </documentManagement>
-</p:properties>
+<s:customData xmlns="http://www.wps.cn/officeDocument/2013/wpsCustomData" xmlns:s="http://www.wps.cn/officeDocument/2013/wpsCustomData">
+  <customSectProps/>
+  <customShpExts>
+    <customShpInfo spid="_x0000_s1026" textRotate="1"/>
+  </customShpExts>
+</s:customData>
 </file>
 
 <file path=customXml/item2.xml><?xml version="1.0" encoding="utf-8"?>
-<?mso-contentType ?>
-<FormTemplates xmlns="http://schemas.microsoft.com/sharepoint/v3/contenttype/forms">
-  <Display>DocumentLibraryForm</Display>
-  <Edit>DocumentLibraryForm</Edit>
-  <New>DocumentLibraryForm</New>
-</FormTemplates>
+<go:gDocsCustomXmlDataStorage xmlns:go="http://customooxmlschemas.google.com/" xmlns:r="http://schemas.openxmlformats.org/officeDocument/2006/relationships">
+  <go:docsCustomData xmlns:go="http://customooxmlschemas.google.com/" roundtripDataSignature="AMtx7mh3w1sXrKwdjzYCxjbwPkf7wsIk5w==">AMUW2mWhRc/xLonLdtoI8dz4BVu2GREgE7++Eme5Ko+W5/2G+QfXPKxV7NwLPPaJ77IM2LrlHDguxVZnDKcg4iQIvJIe+zJ9DBWjUaWFI+z0k4HbdiCFsJo=</go:docsCustomData>
+</go:gDocsCustomXmlDataStorage>
 </file>
 
 <file path=customXml/item3.xml><?xml version="1.0" encoding="utf-8"?>
@@ -22866,35 +23612,38 @@
 </file>
 
 <file path=customXml/item4.xml><?xml version="1.0" encoding="utf-8"?>
-<go:gDocsCustomXmlDataStorage xmlns:go="http://customooxmlschemas.google.com/" xmlns:r="http://schemas.openxmlformats.org/officeDocument/2006/relationships">
-  <go:docsCustomData xmlns:go="http://customooxmlschemas.google.com/" roundtripDataSignature="AMtx7mh3w1sXrKwdjzYCxjbwPkf7wsIk5w==">AMUW2mWhRc/xLonLdtoI8dz4BVu2GREgE7++Eme5Ko+W5/2G+QfXPKxV7NwLPPaJ77IM2LrlHDguxVZnDKcg4iQIvJIe+zJ9DBWjUaWFI+z0k4HbdiCFsJo=</go:docsCustomData>
-</go:gDocsCustomXmlDataStorage>
+<?mso-contentType ?>
+<FormTemplates xmlns="http://schemas.microsoft.com/sharepoint/v3/contenttype/forms">
+  <Display>DocumentLibraryForm</Display>
+  <Edit>DocumentLibraryForm</Edit>
+  <New>DocumentLibraryForm</New>
+</FormTemplates>
 </file>
 
 <file path=customXml/item5.xml><?xml version="1.0" encoding="utf-8"?>
-<s:customData xmlns="http://www.wps.cn/officeDocument/2013/wpsCustomData" xmlns:s="http://www.wps.cn/officeDocument/2013/wpsCustomData">
-  <customSectProps/>
-  <customShpExts>
-    <customShpInfo spid="_x0000_s1026" textRotate="1"/>
-  </customShpExts>
-</s:customData>
+<p:properties xmlns:p="http://schemas.microsoft.com/office/2006/metadata/properties" xmlns:xsi="http://www.w3.org/2001/XMLSchema-instance" xmlns:pc="http://schemas.microsoft.com/office/infopath/2007/PartnerControls">
+  <documentManagement>
+    <TaxCatchAll xmlns="13c90a0b-73bc-4dc0-be5f-28d77b615beb" xsi:nil="true"/>
+    <lcf76f155ced4ddcb4097134ff3c332f xmlns="13c93bba-48ce-428c-bfe5-88b42c19b028">
+      <Terms xmlns="http://schemas.microsoft.com/office/infopath/2007/PartnerControls"/>
+    </lcf76f155ced4ddcb4097134ff3c332f>
+  </documentManagement>
+</p:properties>
 </file>
 
 <file path=customXml/itemProps1.xml><?xml version="1.0" encoding="utf-8"?>
-<ds:datastoreItem xmlns:ds="http://schemas.openxmlformats.org/officeDocument/2006/customXml" ds:itemID="{9D9B1A75-0210-4935-8179-95DF20A26AD1}">
+<ds:datastoreItem xmlns:ds="http://schemas.openxmlformats.org/officeDocument/2006/customXml" ds:itemID="{B1977F7D-205B-4081-913C-38D41E755F92}">
   <ds:schemaRefs>
-    <ds:schemaRef ds:uri="http://schemas.microsoft.com/office/2006/metadata/properties"/>
-    <ds:schemaRef ds:uri="http://schemas.microsoft.com/office/infopath/2007/PartnerControls"/>
-    <ds:schemaRef ds:uri="13c90a0b-73bc-4dc0-be5f-28d77b615beb"/>
-    <ds:schemaRef ds:uri="13c93bba-48ce-428c-bfe5-88b42c19b028"/>
+    <ds:schemaRef ds:uri="http://www.wps.cn/officeDocument/2013/wpsCustomData"/>
   </ds:schemaRefs>
 </ds:datastoreItem>
 </file>
 
 <file path=customXml/itemProps2.xml><?xml version="1.0" encoding="utf-8"?>
-<ds:datastoreItem xmlns:ds="http://schemas.openxmlformats.org/officeDocument/2006/customXml" ds:itemID="{83102ECF-E44F-4F73-A78F-FE313D1BFB9A}">
+<ds:datastoreItem xmlns:ds="http://schemas.openxmlformats.org/officeDocument/2006/customXml" ds:itemID="{11111111-1234-1234-1234-123412341234}">
   <ds:schemaRefs>
-    <ds:schemaRef ds:uri="http://schemas.microsoft.com/sharepoint/v3/contenttype/forms"/>
+    <ds:schemaRef ds:uri="http://customooxmlschemas.google.com/"/>
+    <ds:schemaRef ds:uri="http://schemas.openxmlformats.org/officeDocument/2006/relationships"/>
   </ds:schemaRefs>
 </ds:datastoreItem>
 </file>
@@ -22919,18 +23668,20 @@
 </file>
 
 <file path=customXml/itemProps4.xml><?xml version="1.0" encoding="utf-8"?>
-<ds:datastoreItem xmlns:ds="http://schemas.openxmlformats.org/officeDocument/2006/customXml" ds:itemID="{11111111-1234-1234-1234-123412341234}">
+<ds:datastoreItem xmlns:ds="http://schemas.openxmlformats.org/officeDocument/2006/customXml" ds:itemID="{83102ECF-E44F-4F73-A78F-FE313D1BFB9A}">
   <ds:schemaRefs>
-    <ds:schemaRef ds:uri="http://customooxmlschemas.google.com/"/>
-    <ds:schemaRef ds:uri="http://schemas.openxmlformats.org/officeDocument/2006/relationships"/>
+    <ds:schemaRef ds:uri="http://schemas.microsoft.com/sharepoint/v3/contenttype/forms"/>
   </ds:schemaRefs>
 </ds:datastoreItem>
 </file>
 
 <file path=customXml/itemProps5.xml><?xml version="1.0" encoding="utf-8"?>
-<ds:datastoreItem xmlns:ds="http://schemas.openxmlformats.org/officeDocument/2006/customXml" ds:itemID="{B1977F7D-205B-4081-913C-38D41E755F92}">
+<ds:datastoreItem xmlns:ds="http://schemas.openxmlformats.org/officeDocument/2006/customXml" ds:itemID="{9D9B1A75-0210-4935-8179-95DF20A26AD1}">
   <ds:schemaRefs>
-    <ds:schemaRef ds:uri="http://www.wps.cn/officeDocument/2013/wpsCustomData"/>
+    <ds:schemaRef ds:uri="http://schemas.microsoft.com/office/2006/metadata/properties"/>
+    <ds:schemaRef ds:uri="http://schemas.microsoft.com/office/infopath/2007/PartnerControls"/>
+    <ds:schemaRef ds:uri="13c90a0b-73bc-4dc0-be5f-28d77b615beb"/>
+    <ds:schemaRef ds:uri="13c93bba-48ce-428c-bfe5-88b42c19b028"/>
   </ds:schemaRefs>
 </ds:datastoreItem>
 </file>